--- a/T&C/General T&C/Vers 9 - Multilanguage - Q4 2026/9_Termini_e_Condizioni_Generali_Fleequid_F0009_2026_PL.docx
+++ b/T&C/General T&C/Vers 9 - Multilanguage - Q4 2026/9_Termini_e_Condizioni_Generali_Fleequid_F0009_2026_PL.docx
@@ -791,7 +791,7 @@
                 <w:noProof/>
                 <w:webHidden/>
               </w:rPr>
-              <w:t>27</w:t>
+              <w:t>28</w:t>
             </w:r>
             <w:r>
               <w:rPr>
@@ -1314,7 +1314,7 @@
                 <w:smallCaps/>
                 <w:noProof/>
               </w:rPr>
-              <w:t>Sprzedaż odroczona: zaliczka i Pojazd pozostający tymczasowo w używaniu Sprzedawcy.</w:t>
+              <w:t>Sprzedaż odroczona: Zaliczka i Pojazd pozostający tymczasowo w używaniu Sprzedawcy.</w:t>
             </w:r>
             <w:r>
               <w:rPr>
@@ -1361,7 +1361,7 @@
                 <w:noProof/>
                 <w:webHidden/>
               </w:rPr>
-              <w:t>52</w:t>
+              <w:t>53</w:t>
             </w:r>
             <w:r>
               <w:rPr>
@@ -1646,7 +1646,7 @@
                 <w:noProof/>
                 <w:webHidden/>
               </w:rPr>
-              <w:t>63</w:t>
+              <w:t>64</w:t>
             </w:r>
             <w:r>
               <w:rPr>
@@ -2310,7 +2310,7 @@
                 <w:noProof/>
                 <w:webHidden/>
               </w:rPr>
-              <w:t>98</w:t>
+              <w:t>99</w:t>
             </w:r>
             <w:r>
               <w:rPr>
@@ -3497,7 +3497,7 @@
           <w:sz w:val="20"/>
           <w:szCs w:val="20"/>
         </w:rPr>
-        <w:t>, właściciela marki Fleequid®. Termin ten może również odnosić się do innych podmiotów prawnych, powiązanych lub wyznaczonych przez Adorea S.r.l. do oferowania Pojazdów do sprzedaży, zgodnie z postanowieniami art. 2.9. Fleequid zarządza platformą Marketplace i udostępnia Usługi; charakter, w jakim występuje ona w pojedynczej transakcji, zależy od mającego zastosowanie Modelu Sprzedaży, a w Sprzedaży komisowej – od wybranego sposobu wykonania, zgodnie z postanowieniami art. 2.3-2.8, 3, 17 i 18. Pozycję Fleequid w odniesieniu do Pojazdów kwalifikujących się jako PWE lub w inny sposób jako odpady regulują art. 16.13 i 18.8.</w:t>
+        <w:t>, właściciela marki Fleequid®. Termin ten może również odnosić się do innych podmiotów prawnych, powiązanych lub wyznaczonych przez Adorea S.r.l. do kupna i sprzedaży Pojazdów, zgodnie z postanowieniami art. 2.9. Fleequid zarządza platformą Marketplace i udostępnia Usługi; charakter, w jakim występuje ona w pojedynczej transakcji, zależy od mającego zastosowanie Modelu Sprzedaży, a w Sprzedaży komisowej – od wybranego sposobu wykonania, zgodnie z postanowieniami art. 2.3-2.8, 3, 17 i 18. Pozycję Fleequid w odniesieniu do Pojazdów kwalifikujących się jako PWE lub w inny sposób jako odpady regulują art. 16.13 i 18.8.</w:t>
       </w:r>
     </w:p>
     <w:p>
@@ -5291,7 +5291,7 @@
           <w:sz w:val="20"/>
           <w:szCs w:val="20"/>
         </w:rPr>
-        <w:t>Wszelkie odniesienia w niniejszych OW do „</w:t>
+        <w:t>O ile poszczególne postanowienie nie przewiduje wyraźnie terminu w dniach kalendarzowych, wszelkie odniesienia w niniejszych OW do „</w:t>
       </w:r>
       <w:r>
         <w:rPr>
@@ -5621,7 +5621,7 @@
           <w:sz w:val="20"/>
           <w:szCs w:val="20"/>
         </w:rPr>
-        <w:t>W ramach Sprzedaży komisowej Fleequid może, według własnego, niepodlegającego kontroli uznania, postanowić, że nie dokona Odsprzedaży i wykona zleconą sprzedaż jako Czysty Pośrednik, umożliwiając przeniesienie Pojazdu i jego fakturowanie bezpośrednio przez Sprzedawcę na rzecz Nabywcy. W takim przypadku umowa sprzedaży Pojazdu jest zawierana bezpośrednio między Sprzedawcą a Nabywcą; Fleequid jej nie zawiera ani we własnym imieniu, ani jako strona, nie nabywa Pojazdu, nawet tymczasowo, nie uzyskuje statusu sprzedawcy, nawet formalnego, a cena Pojazdu jest płacona przez Nabywcę bezpośrednio Sprzedawcy; Fleequid zachowuje prawo do Prowizji należnych od obu Stron oraz do Opłat zgodnie z postanowieniami niniejszych Ogólnych Warunków. Działanie w charakterze Czystego Pośrednika stanowi wewnętrzny sposób wykonania Sprzedaży komisowej zgodnie z art. 2.3, a nie samodzielny Model Sprzedaży. Uprawnienie do wyboru przewidziane w niniejszym ustępie jest wykonywane zgodnie z postanowieniami art. 3.2, 3.5 i 17.1; uprzednio umożliwia się zapoznanie się z nim i jest ono uprzednio akceptowane zgodnie z art. 3.2 lit. a).</w:t>
+        <w:t>W ramach Sprzedaży komisowej Fleequid może, według własnego, niepodlegającego kontroli uznania, postanowić, że nie dokona Odsprzedaży i wykona zleconą sprzedaż jako Czysty Pośrednik, umożliwiając przeniesienie Pojazdu i jego fakturowanie bezpośrednio przez Sprzedawcę na rzecz Nabywcy. W takim przypadku umowa sprzedaży Pojazdu jest zawierana bezpośrednio między Sprzedawcą a Nabywcą; Fleequid jej nie zawiera ani we własnym imieniu, ani jako strona, nie nabywa Pojazdu, nawet tymczasowo, nie uzyskuje statusu sprzedawcy, nawet formalnego, a cena Pojazdu jest płacona przez Nabywcę bezpośrednio Sprzedawcy; Fleequid zachowuje prawo do Prowizji należnych od obu Stron oraz do Opłat zgodnie z postanowieniami niniejszych Ogólnych Warunków. Działanie w charakterze Czystego Pośrednika stanowi wewnętrzny sposób wykonania Sprzedaży komisowej zgodnie z art. 2.3, a nie samodzielny Model Sprzedaży. Uprawnienie do wyboru przewidziane w niniejszym ustępie jest wykonywane zgodnie z postanowieniami art. 3.2, 3.5 i 17.1; uprzednio umożliwia się zapoznanie się z nim zgodnie z art. 3.2 lit. a) i jest ono akceptowane poprzez przystąpienie do niniejszych OW.</w:t>
       </w:r>
     </w:p>
     <w:p>
@@ -6188,7 +6188,7 @@
           <w:sz w:val="20"/>
           <w:szCs w:val="20"/>
         </w:rPr>
-        <w:t>Fleequid zastrzega sobie prawo do jednostronnej zmiany, według własnego uznania, Ogólnych Warunków i Taryfikatora Fleequid w dowolnym momencie, również w celu wprowadzenia nowych produktów lub Usług, dostosowania zasad funkcjonowania platformy Marketplace lub w celu zapewnienia zgodności z przepisami ustawowymi lub wykonawczymi bądź z decyzjami właściwych organów. Zmiany są komunikowane Użytkownikom w jasny i zrozumiały sposób z wyprzedzeniem co najmniej 30 (trzydziestu) dni przed ich wejściem w życie, chyba że Użytkownik wyraźnie je zaakceptował przed upływem tego terminu. Fleequid przechowuje archiwum poprzednich wersji Ogólnych Warunków i Taryfikatora Fleequid, do którego dostęp można uzyskać, kontaktując się z działem obsługi klienta. Zmiany mogą być komunikowane w jeden lub więcej z poniższych sposobów: a) wiadomością e-mail na adres poczty elektronicznej powiązany z profilem Użytkownika, zawierającą podsumowanie zmian oraz link do zaktualizowanych tekstów; b) powiadomieniem systemowym wyświetlanym przy kolejnym uwierzytelnieniu Użytkownika na platformie Marketplace; c) poprzez publikację komunikatu na stronie głównej witryny internetowej Fleequid, z linkiem do zaktualizowanych tekstów. Użytkownik, który nie zamierza zaakceptować zmian, może wypowiedzieć umowę bez ponoszenia kary w terminie 30 (trzydziestu) dni od zakomunikowania zmian, a w każdym razie od opublikowania zaktualizowanych Ogólnych Warunków na platformie Marketplace, w drodze pisemnego powiadomienia na adres e-mail withdrawal@fleequid.com. Zmiany mają zastosowanie do Wydarzeń sprzedażowych i transakcji rozpoczętych po ich wejściu w życie; do Wydarzeń sprzedażowych i transakcji będących już w toku, a także do tych, w odniesieniu do których zostało już zawarte Wiążące Porozumienie, do czasu ich zakończenia nadal stosuje się Ogólne Warunki i Taryfikator Fleequid obowiązujące w chwili rozpoczęcia danego Wydarzenia lub danej transakcji, z zastrzeżeniem postanowień art. 4.9. Po otrzymaniu oświadczenia o wypowiedzeniu umowy Fleequid usuwa profil Użytkownika zgodnie z postanowieniami art. 5.11. Użytkownicy są zobowiązani do sprawdzenia obowiązującej wersji Ogólnych Warunków i Taryfikatora Fleequid przed złożeniem Oferty, zapoznając się z odpowiednią sekcją platformy Marketplace. Po upływie okresu wyprzedzenia dalsze korzystanie z platformy Marketplace lub z Usług Fleequid oznacza akceptację zmian, które weszły w życie. W przypadku sporu dotyczącego wersji lub stosowalności Ogólnych Warunków do Umowy Użytkownicy muszą wykazać, że pomimo wszelkich rozsądnych starań nie mieli możliwości zapoznania się z mającymi zastosowanie Ogólnymi Warunkami, pomimo sprawdzenia odpowiedniej sekcji platformy Marketplace oraz złożenia w odpowiednim czasie pisemnego wniosku do Fleequid, zanim podniosą jakikolwiek zarzut, roszczenie lub reklamację w tej sprawie.</w:t>
+        <w:t>Fleequid zastrzega sobie prawo do jednostronnej zmiany, według własnego uznania, Ogólnych Warunków i Taryfikatora Fleequid w dowolnym momencie, również w celu wprowadzenia nowych produktów lub Usług, dostosowania zasad funkcjonowania platformy Marketplace lub w celu zapewnienia zgodności z przepisami ustawowymi lub wykonawczymi bądź z decyzjami właściwych organów. Zmiany są komunikowane Użytkownikom w jasny i zrozumiały sposób z wyprzedzeniem co najmniej 30 (trzydziestu) dni kalendarzowych przed ich wejściem w życie, chyba że Użytkownik wyraźnie je zaakceptował przed upływem tego terminu. Fleequid przechowuje archiwum poprzednich wersji Ogólnych Warunków i Taryfikatora Fleequid, do którego dostęp można uzyskać, kontaktując się z działem obsługi klienta. Zmiany mogą być komunikowane w jeden lub więcej z poniższych sposobów: a) wiadomością e-mail na adres poczty elektronicznej powiązany z profilem Użytkownika, zawierającą podsumowanie zmian oraz link do zaktualizowanych tekstów; b) powiadomieniem systemowym wyświetlanym przy kolejnym uwierzytelnieniu Użytkownika na platformie Marketplace; c) poprzez publikację komunikatu na stronie głównej witryny internetowej Fleequid, z linkiem do zaktualizowanych tekstów. Użytkownik, który nie zamierza zaakceptować zmian, może wypowiedzieć umowę bez ponoszenia kary w terminie 30 (trzydziestu) dni kalendarzowych od zakomunikowania zmian, a w każdym razie od opublikowania zaktualizowanych Ogólnych Warunków na platformie Marketplace, w drodze pisemnego powiadomienia na adres e-mail withdrawal@fleequid.com. Zmiany mają zastosowanie do Wydarzeń sprzedażowych i transakcji rozpoczętych po ich wejściu w życie; do Wydarzeń sprzedażowych i transakcji będących już w toku, a także do tych, w odniesieniu do których zostało już zawarte Wiążące Porozumienie, do czasu ich zakończenia nadal stosuje się Ogólne Warunki i Taryfikator Fleequid obowiązujące w chwili rozpoczęcia danego Wydarzenia lub danej transakcji, z zastrzeżeniem postanowień art. 4.9. Po otrzymaniu oświadczenia o wypowiedzeniu umowy Fleequid usuwa profil Użytkownika zgodnie z postanowieniami art. 5.11. Użytkownicy są zobowiązani do sprawdzenia obowiązującej wersji Ogólnych Warunków i Taryfikatora Fleequid przed złożeniem Oferty, zapoznając się z odpowiednią sekcją platformy Marketplace. Po upływie okresu wyprzedzenia dalsze korzystanie z platformy Marketplace lub z Usług Fleequid oznacza akceptację zmian, które weszły w życie. W przypadku sporu dotyczącego wersji lub stosowalności Ogólnych Warunków do Umowy Użytkownicy muszą wykazać, że pomimo wszelkich rozsądnych starań nie mieli możliwości zapoznania się z mającymi zastosowanie Ogólnymi Warunkami, pomimo sprawdzenia odpowiedniej sekcji platformy Marketplace oraz złożenia w odpowiednim czasie pisemnego wniosku do Fleequid, zanim podniosą jakikolwiek zarzut, roszczenie lub reklamację w tej sprawie.</w:t>
       </w:r>
     </w:p>
     <w:p>
@@ -6680,7 +6680,7 @@
           <w:sz w:val="20"/>
           <w:szCs w:val="20"/>
         </w:rPr>
-        <w:t>Fleequid niezwłocznie powiadomi Użytkownika na piśmie o środkach podjętych na podstawie art. 5.5 powyżej, podając ich uzasadnienie. Stosownie do charakteru i wagi stwierdzonych okoliczności Fleequid może niezwłocznie podjąć środki niezbędne do położenia kresu zakwestionowanej sytuacji lub do jej ograniczenia albo wezwać Użytkownika do jej naprawienia w terminie 30 (trzydziestu) dni. Po bezskutecznym upływie tego terminu Fleequid może zawiesić lub zablokować, także na czas nieokreślony, profil Użytkownika lub ograniczyć jego dostęp do platformy Marketplace i związanych z nią Usług. Powyższy termin nie ma zastosowania, gdy: a) Fleequid musi wykonać obowiązek ustawowy lub regulacyjny albo decyzję właściwego organu, które wymagają natychmiastowego zaprzestania lub ograniczenia dostarczania Pojazdów lub świadczenia Usług na rzecz Użytkownika; b) zachodzą przesłanki natychmiastowego rozwiązania Umowy zgodnie z prawem lub niniejszymi Ogólnymi Warunkami; c) Użytkownik wielokrotnie naruszył zasady korzystania z platformy Marketplace; d) dane lub treści, które można przypisać Użytkownikowi, są niezgodne z prawem lub niewłaściwe albo jego zachowanie może zagrozić bezpieczeństwu lub prawidłowemu funkcjonowaniu platformy Marketplace, Fleequid lub innych Użytkowników; e) zachowanie jest związane z oszustwami, podrabianiem, naruszeniami w zakresie danych osobowych, spamem lub inną działalnością niezgodną z prawem lub stanowiącą nadużycie. W takich przypadkach Fleequid może zastosować środek bez uprzedniego wezwania, przedstawiając jednak Użytkownikowi jego uzasadnienie. Klasyfikacja Użytkownika, o której mowa w art. 6, nie stanowi środka w rozumieniu niniejszego ustępu i nie podlega przewidzianej w nim procedurze. Podobnie ograniczenie lub zawieszenie funkcjonowania konta zastosowane wobec Nabywcy pozostającego w opóźnieniu lub niewykonującego zobowiązania zgodnie z art. 12.10 stanowi środek samodzielny, uregulowany tym postanowieniem, nie jest objęte postępowaniem przewidzianym w niniejszym ustępie i nie jest uzależnione od jego przesłanek i terminów.</w:t>
+        <w:t>Fleequid niezwłocznie powiadomi Użytkownika na piśmie o środkach podjętych na podstawie art. 5.5 powyżej, podając ich uzasadnienie. Stosownie do charakteru i wagi stwierdzonych okoliczności Fleequid może niezwłocznie podjąć środki niezbędne do położenia kresu zakwestionowanej sytuacji lub do jej ograniczenia albo wezwać Użytkownika do jej naprawienia w terminie 30 (trzydziestu) dni. Po bezskutecznym upływie tego terminu Fleequid może zawiesić lub zablokować, także na czas nieokreślony, profil Użytkownika lub ograniczyć jego dostęp do platformy Marketplace i związanych z nią Usług. Powyższy termin nie ma zastosowania, gdy: a) Fleequid musi wykonać obowiązek ustawowy lub regulacyjny albo decyzję właściwego organu, które wymagają natychmiastowego zaprzestania lub ograniczenia dostarczania Pojazdów lub świadczenia Usług na rzecz Użytkownika; b) zachodzą przesłanki natychmiastowego rozwiązania Umowy zgodnie z prawem lub niniejszymi Ogólnymi Warunkami; c) Użytkownik wielokrotnie naruszył zasady korzystania z platformy Marketplace; d) dane lub treści, które można przypisać Użytkownikowi, są niezgodne z prawem lub niewłaściwe albo jego zachowanie może zagrozić bezpieczeństwu lub prawidłowemu funkcjonowaniu platformy Marketplace, Fleequid lub innych Użytkowników; e) zachowanie jest związane z oszustwami, podrabianiem, naruszeniami w zakresie danych osobowych, spamem lub inną działalnością niezgodną z prawem lub stanowiącą nadużycie. W takich przypadkach Fleequid może zastosować środek bez uprzedniego wezwania, przedstawiając jednak Użytkownikowi jego uzasadnienie. Klasyfikacja Użytkownika, o której mowa w art. 6, nie stanowi środka w rozumieniu niniejszego ustępu i nie podlega przewidzianej w nim procedurze. Podobnie ograniczenie lub zawieszenie funkcjonowania profilu zastosowane wobec Nabywcy pozostającego w opóźnieniu lub niewykonującego zobowiązania zgodnie z art. 12.10 stanowi środek samodzielny, uregulowany tym postanowieniem, nie jest objęte postępowaniem przewidzianym w niniejszym ustępie i nie jest uzależnione od jego przesłanek i terminów.</w:t>
       </w:r>
     </w:p>
     <w:p>
@@ -6780,7 +6780,7 @@
           <w:sz w:val="20"/>
           <w:szCs w:val="20"/>
         </w:rPr>
-        <w:t>. System ten ma strukturę zgodną z art. 11 rozporządzenia (UE) 2019/1150, które Fleequid stosuje również dobrowolnie w przypadkach, gdy nie ma ono bezpośredniego zastosowania. Zgodnie z art. 12 wspomnianego rozporządzenia wszelkie spory dotyczące stosowania postanowień niniejszego artykułu zostają poddane próbie mediacji przed Izbą Mediacyjną działającą przy Izbie Handlowej w Como, z którą Fleequid deklaruje chęć współpracy, w celu przeprowadzenia postępowania mediacyjnego prowadzonego przez wyznaczonego mediatora będącego osobą fizyczną, działającego zgodnie z regulaminem mediacji tej Izby Handlowej, z którym Użytkownik może się zapoznać w odpowiedniej sekcji jej oficjalnej strony internetowej. Pozostają w mocy zasady procedury reklamacyjnej dotyczącej Pojazdów, o której mowa w art. 20.</w:t>
+        <w:t>. System ten ma strukturę zgodną z art. 11 rozporządzenia (UE) 2019/1150, które Fleequid stosuje również dobrowolnie w przypadkach, gdy nie ma ono bezpośredniego zastosowania. Zgodnie z art. 12 wspomnianego rozporządzenia spory dotyczące dostępu do platformy Marketplace, korzystania z niej oraz środków ograniczenia, zawieszenia lub zakończenia dostępu lub możliwości działania Użytkownika podjętych przez Fleequid na podstawie niniejszego artykułu zostają poddane próbie mediacji przed Izbą Mediacyjną działającą przy Izbie Handlowej w Como, z którą Fleequid deklaruje chęć współpracy, w celu przeprowadzenia postępowania mediacyjnego prowadzonego przez wyznaczonego mediatora będącego osobą fizyczną, działającego zgodnie z regulaminem mediacji tej Izby Handlowej, z którym Użytkownik może się zapoznać w odpowiedniej sekcji jej oficjalnej strony internetowej. Pozostają w mocy i zachowują samodzielność zasady procedury reklamacyjnej dotyczącej Pojazdów, o której mowa w art. 20, do której próba mediacji, o której mowa w niniejszym ustępie, nie ma zastosowania, chyba że spór dotyczy również, w sposób samodzielny, jednej z kwestii wskazanych w zdaniu poprzednim.</w:t>
       </w:r>
     </w:p>
     <w:p>
@@ -6952,7 +6952,7 @@
           <w:sz w:val="20"/>
           <w:szCs w:val="20"/>
         </w:rPr>
-        <w:t>Wysokość Wadium ustala Fleequid stosownie do Wydarzenia sprzedażowego, cech i wartości ekonomicznej Pojazdu, ryzyka związanego z konkretną transakcją oraz, w stosownych przypadkach, Klasyfikacji Użytkownika. Niniejsze Ogólne Warunki nie ustalają sztywnej i jednolitej kwoty standardowej. Z zastrzeżeniem warunków zwykle stosowanych oraz ewentualnych warunków preferencyjnych lub zwolnień przyznanych przez Fleequid, Klasyfikacja Użytkownika może skutkować zastosowaniem zróżnicowanych reżimów Wadium, ukształtowanych stosownie do rodzaju Pojazdu i Wydarzenia sprzedażowego i co do zasady skonstruowanych w następujący sposób: (i) reżim Wadium pierwszego poziomu: 2.000,00 € w przypadku Pojazdów przeznaczonych do demontażu; 1.000,00 € w przypadku 1 Euro Auctions; 1.000,00 € w przypadku Pojazdów z Ceną rezerwową do 50.000,00 €; 2.000,00 € w przypadku Pojazdów z Ceną rezerwową przekraczającą 50.000,00 €; (ii) reżim Wadium drugiego poziomu: 2.000,00 € w przypadku każdego Wydarzenia sprzedażowego. Zastosowanie jednego z powyższych reżimów albo innej kwoty ustalonej zgodnie ze zdaniem pierwszym nie wymaga nadania Użytkownikowi ani zakomunikowania mu określonej kwalifikacji lub nazwy, z zastrzeżeniem postanowień art. 6.1 dotyczących uprzedniej możliwości zapoznania się z obowiązkiem wpłaty i jego wysokością, które w każdym przypadku mają pierwszeństwo przed wartościami zwykle stosowanymi.</w:t>
+        <w:t>Wysokość Wadium ustala Fleequid stosownie do Wydarzenia sprzedażowego, cech i wartości ekonomicznej Pojazdu, ryzyka związanego z konkretną transakcją oraz, w stosownych przypadkach, Klasyfikacji Użytkownika. Niniejsze Ogólne Warunki nie ustalają sztywnej i jednolitej kwoty standardowej. Z zastrzeżeniem warunków zwykle stosowanych oraz ewentualnych warunków preferencyjnych lub zwolnień przyznanych przez Fleequid, Klasyfikacja Użytkownika może skutkować zastosowaniem zróżnicowanych reżimów Wadium, ukształtowanych stosownie do rodzaju Pojazdu i Wydarzenia sprzedażowego i co do zasady skonstruowanych w następujący sposób: (i) reżim Wadium pierwszego poziomu: 2.000,00 € w przypadku Pojazdów przeznaczonych do demontażu; 1.000,00 € w przypadku 1 Euro Auctions; 1.000,00 € w przypadku Pojazdów z Ceną rezerwową do 50.000,00 €; 2.000,00 € w przypadku Pojazdów z Ceną rezerwową przekraczającą 50.000,00 €; (ii) reżim Wadium drugiego poziomu: 2.000,00 € w przypadku każdego Wydarzenia sprzedażowego. Zastosowanie jednego z powyższych reżimów albo innej kwoty ustalonej zgodnie ze zdaniem pierwszym nie wymaga nadania Użytkownikowi ani zakomunikowania mu określonej kwalifikacji lub nazwy, z zastrzeżeniem postanowień art. 6.1 dotyczących uprzedniej możliwości zapoznania się z obowiązkiem wpłaty i jego wysokością; obowiązek i wysokość, z którymi faktycznie umożliwiono Oferentowi zapoznanie się zgodnie z art. 6.1, w każdym przypadku mają pierwszeństwo przed wartościami zwykle stosowanymi.</w:t>
       </w:r>
     </w:p>
     <w:p>
@@ -7129,7 +7129,7 @@
           <w:sz w:val="20"/>
           <w:szCs w:val="20"/>
         </w:rPr>
-        <w:t xml:space="preserve">Rejestrując się na platformie Marketplace Fleequid, zarejestrowany Użytkownik oświadcza, że zapoznał się z Polityką Prywatności zgodnie z obowiązującymi przepisami prawa i wymogami art. 13 Rozporządzenia RODO - (UE) 2016/679, dostępną pod następującym adresem: </w:t>
+        <w:t xml:space="preserve">Rejestrując się na platformie Marketplace Fleequid, zarejestrowany Użytkownik oświadcza, że zapoznał się z Polityką Prywatności, dostępną pod następującym adresem: </w:t>
       </w:r>
       <w:hyperlink r:id="rId16" w:history="1">
         <w:r>
@@ -7142,7 +7142,7 @@
           <w:sz w:val="20"/>
           <w:szCs w:val="20"/>
         </w:rPr>
-        <w:t>. Dane osobowe są przetwarzane z zachowaniem wszelkich środków ostrożności, które gwarantują ich bezpieczeństwo i poufność, zgodnie z przepisami RODO w celach wskazanych w tej Polityce Prywatności, która również wskazuje i wyjaśnia prawa i procedury, które mogą być aktywowane przez osobę, której dane dotyczą, w odniesieniu do jej danych osobowych.</w:t>
+        <w:t>, zgodnie z obowiązującymi przepisami prawa i wymogami art. 13 Rozporządzenia RODO - (UE) 2016/679. Dane osobowe są przetwarzane z zachowaniem wszelkich środków ostrożności, które gwarantują ich bezpieczeństwo i poufność, zgodnie z przepisami RODO w celach wskazanych w tej Polityce Prywatności, która również wskazuje i wyjaśnia prawa i procedury, które mogą być aktywowane przez osobę, której dane dotyczą, w odniesieniu do jej danych osobowych.</w:t>
       </w:r>
     </w:p>
     <w:p>
@@ -7516,7 +7516,7 @@
           <w:sz w:val="20"/>
           <w:szCs w:val="20"/>
         </w:rPr>
-        <w:t>Po wygaśnięciu zobowiązania do oferowania do sprzedaży zaciągniętego zgodnie z art. 8.8, jeżeli Pojazd nie został sprzedany, Sprzedawca może samodzielnie dokonać jego sprzedaży za pośrednictwem dowolnego innego kanału, bez ograniczeń dotyczących ceny minimalnej i na rzecz dowolnego podmiotu, z zastrzeżeniem obowiązków przeniesienia Pojazdu, które ewentualnie już powstały lub pozostają niewykonane w związku z konkretną transakcją, w szczególności w ramach Dealer Sales. Pozostaje w mocy obowiązek Sprzedawcy niewykorzystywania informacji, kontaktów ani możliwości handlowych uzyskanych za pośrednictwem platformy Marketplace lub za pośrednictwem Fleequid w celu zawierania, bezpośrednio lub pośrednio, transakcji zmierzających do pominięcia udziału Fleequid. Obowiązek ten trwa przez 24 (dwadzieścia cztery) miesiące od pierwszej publikacji Ogłoszenia dotyczącego Pojazdu na platformie Marketplace albo, jeżeli nie przewidziano publikacji Ogłoszenia, od pierwszej czynności oferowania Pojazdu do sprzedaży dokonanej przez Fleequid. W przypadku naruszenia Fleequid ma prawo nałożyć na Sprzedawcę karę umowną ustaloną według kryterium przewidzianego w art. 8.9. Jeżeli Sprzedawca, będąc zobowiązany do przeniesienia Pojazdu zgodnie z mającym zastosowanie Modelem Sprzedaży i niniejszymi Ogólnymi Warunkami, bez uzasadnionej przyczyny odmówi przeniesienia jego własności: a) na Fleequid, w ramach Sprzedaży komisowej wykonywanej w drodze Odsprzedaży, Sprzedawca jest zobowiązany zapłacić karę umowną w wysokości 30 % Ceny sprzedaży na rzecz Nabywcy; b) na Fleequid, w ramach Dealer Sales, Sprzedawca jest zobowiązany zapłacić karę umowną w wysokości 30 % Ceny zakupu należnej Sprzedawcy od Fleequid; c) bezpośrednio na Nabywcę, w przypadkach, w których Fleequid działa jako Czysty Pośrednik zgodnie z art. 2.6, Sprzedawca jest zobowiązany zapłacić Fleequid karę umowną w wysokości 30 % Ceny sprzedaży na rzecz Nabywcy. Do celów niniejszego ustępu uznaje się, że doszło do odmowy, gdy wynika ona z oświadczenia Sprzedawcy lub z jego zachowania, którego w sposób jednoznaczny nie da się pogodzić z wykonaniem zobowiązania, albo, w braku takiego oświadczenia lub zachowania, gdy Sprzedawca nie wykona danego obowiązku w terminie 10 (dziesięciu) dni od pisemnego wezwania, w którym Fleequid wezwała go do jego wykonania. Nie narusza to prawa Fleequid do dochodzenia ewentualnego odszkodowania przenoszącego wysokość kary umownej, a także, w przypadkach, w których Umowa sprzedaży jest zawierana bezpośrednio między Sprzedawcą a Nabywcą, wszelkich praw i środków ochrony prawnej przysługujących Nabywcy. W Dealer Sales odszkodowanie przenoszące wysokość kary umownej, należne Fleequid, obejmuje również kwoty, które Fleequid jest zobowiązana zapłacić swojemu Nabywcy w następstwie niewykonania zobowiązania przez Sprzedawcę, a także związane z tym zwroty, kary umowne, koszty i wydatki. Pozostają ponadto w mocy dalsze środki ochrony prawnej przewidziane w niniejszych Ogólnych Warunkach, w tym te, o których mowa w art. 16.9 i 17.8 oraz, gdy Fleequid działa jako Czysty Pośrednik, w art. 17.14, z zastrzeżeniem koordynacji odpowiednich kar umownych zgodnie z postanowieniami art. 15.8. W szczególności, jeżeli sprzedaż Pojazdu osobom trzecim lub inne równoważne zachowanie podjęte w czasie trwania Statusu Opcji stanowi jednocześnie naruszenie wyłączności, o której mowa w art. 8.9, odmowę przeniesienia własności uregulowaną w niniejszym ustępie albo nieudostępnienie lub niewydanie, o których mowa w art. 16.9, odpowiednie kary umowne nie kumulują się, gdy wynikają z tego samego zdarzenia faktycznego i chronią ten sam interes: zastosowanie ma wyłącznie jedna kara umowna, określana, przy zastosowaniu kryterium, o którym mowa w art. 15.8, w następującej kolejności: (i) kara umowna przewidziana w niniejszym ustępie, jeżeli zachowanie stanowi odmowę przeniesienia własności według kryteriów wskazanych powyżej; (ii) w braku odmowy – kary umowne przewidziane w art. 16.9, jeżeli zachowanie powoduje nieudostępnienie lub niewydanie Pojazdu, po którym następuje Anulowanie sprzedaży; (iii) w pozostałych przypadkach – kara umowna przewidziana w art. 8.9 za naruszenie wyłączności; przy czym pozostają w mocy skutki niemające charakteru kary umownej oraz skutki wynikające ze zdarzeń faktycznie odrębnych.</w:t>
+        <w:t>Po wygaśnięciu zobowiązania do oferowania do sprzedaży zaciągniętego zgodnie z art. 8.8, jeżeli Pojazd nie został sprzedany, Sprzedawca może samodzielnie dokonać jego sprzedaży za pośrednictwem dowolnego innego kanału, bez ograniczeń dotyczących ceny minimalnej i na rzecz dowolnego podmiotu, z zastrzeżeniem obowiązków przeniesienia Pojazdu, które ewentualnie już powstały lub pozostają niewykonane w związku z konkretną transakcją, w szczególności w ramach Dealer Sales. Pozostaje w mocy obowiązek Sprzedawcy niewykorzystywania informacji, kontaktów ani możliwości handlowych uzyskanych za pośrednictwem platformy Marketplace lub za pośrednictwem Fleequid w celu zawierania, bezpośrednio lub pośrednio, transakcji zmierzających do pominięcia udziału Fleequid. Obowiązek ten trwa przez 24 (dwadzieścia cztery) miesiące od pierwszej publikacji Ogłoszenia dotyczącego Pojazdu na platformie Marketplace albo, jeżeli nie przewidziano publikacji Ogłoszenia, od pierwszej czynności oferowania Pojazdu do sprzedaży dokonanej przez Fleequid. W przypadku naruszenia Fleequid ma prawo nałożyć na Sprzedawcę karę umowną ustaloną według kryterium przewidzianego w art. 8.9. Jeżeli Sprzedawca, będąc zobowiązany do przeniesienia Pojazdu zgodnie z mającym zastosowanie Modelem Sprzedaży i niniejszymi Ogólnymi Warunkami, bez uzasadnionej przyczyny odmówi przeniesienia jego własności: a) na Fleequid, w ramach Sprzedaży komisowej wykonywanej w drodze Odsprzedaży, Sprzedawca jest zobowiązany zapłacić jej karę umowną w wysokości 30 % Ceny sprzedaży na rzecz Nabywcy; b) na Fleequid, w ramach Dealer Sales, Sprzedawca jest zobowiązany zapłacić jej karę umowną w wysokości 30 % Ceny zakupu należnej Sprzedawcy od Fleequid; c) bezpośrednio na Nabywcę, w przypadkach, w których Fleequid działa jako Czysty Pośrednik zgodnie z art. 2.6, Sprzedawca jest zobowiązany zapłacić Fleequid karę umowną w wysokości 30 % Ceny sprzedaży na rzecz Nabywcy. Do celów niniejszego ustępu uznaje się, że doszło do odmowy, gdy wynika ona z oświadczenia Sprzedawcy lub z jego zachowania, którego w sposób jednoznaczny nie da się pogodzić z wykonaniem zobowiązania, albo, w braku takiego oświadczenia lub zachowania, gdy Sprzedawca nie wykona danego obowiązku w terminie 10 (dziesięciu) dni od pisemnego wezwania, w którym Fleequid wezwała go do jego wykonania. Nie narusza to prawa Fleequid do dochodzenia ewentualnego odszkodowania przenoszącego wysokość kary umownej, a także, w przypadkach, w których Umowa sprzedaży jest zawierana bezpośrednio między Sprzedawcą a Nabywcą, wszelkich praw i środków ochrony prawnej przysługujących Nabywcy. W Dealer Sales odszkodowanie przenoszące wysokość kary umownej, należne Fleequid, obejmuje również kwoty, które Fleequid jest zobowiązana zapłacić swojemu Nabywcy w następstwie niewykonania zobowiązania przez Sprzedawcę, a także związane z tym zwroty, kary umowne, koszty i wydatki. Pozostają ponadto w mocy dalsze środki ochrony prawnej przewidziane w niniejszych Ogólnych Warunkach, w tym te, o których mowa w art. 16.9 i 17.8 oraz, gdy Fleequid działa jako Czysty Pośrednik, w art. 17.14, z zastrzeżeniem koordynacji odpowiednich kar umownych zgodnie z postanowieniami art. 15.8. W szczególności, jeżeli sprzedaż Pojazdu osobom trzecim lub inne równoważne zachowanie podjęte w czasie trwania Statusu Opcji stanowi jednocześnie naruszenie wyłączności, o której mowa w art. 8.9, odmowę przeniesienia własności uregulowaną w niniejszym ustępie albo nieudostępnienie lub niewydanie, o których mowa w art. 16.9, odpowiednie kary umowne nie kumulują się, gdy wynikają z tego samego zdarzenia faktycznego i chronią ten sam interes: zastosowanie ma wyłącznie jedna kara umowna, określana, przy zastosowaniu kryterium, o którym mowa w art. 15.8, w następującej kolejności: (i) kara umowna przewidziana w niniejszym ustępie, jeżeli zachowanie stanowi odmowę przeniesienia własności według kryteriów wskazanych powyżej; (ii) w braku odmowy – kary umowne przewidziane w art. 16.9, jeżeli zachowanie powoduje nieudostępnienie lub niewydanie Pojazdu, po którym następuje Anulowanie sprzedaży; (iii) w pozostałych przypadkach – kara umowna przewidziana w art. 8.9 za naruszenie wyłączności; przy czym pozostają w mocy skutki niemające charakteru kary umownej oraz skutki wynikające ze zdarzeń faktycznie odrębnych.</w:t>
       </w:r>
     </w:p>
     <w:p>
@@ -7566,7 +7566,7 @@
           <w:sz w:val="20"/>
           <w:szCs w:val="20"/>
         </w:rPr>
-        <w:t>Sprzedawca zobowiązuje się zwolnić z odpowiedzialności i zabezpieczyć przed szkodą Fleequid, spółki od niej zależne, z nią powiązane lub stowarzyszone, a także ich członków organów zarządzających, wspólników, pracowników, współpracowników, agentów i przedstawicieli, w odniesieniu do wszelkich roszczeń, żądań, powództw, postępowań, sporów, szkód, kosztów, wydatków lub ciężarów jakiegokolwiek rodzaju wynikających z: a) nieprawdziwości, pominięć, nieścisłości lub naruszeń dotyczących oświadczeń, gwarancji i zobowiązań złożonych lub zaciągniętych przez Sprzedawcę na podstawie niniejszych Ogólnych Warunków, w tym, tytułem przykładu i bez ograniczeń, pominięć lub nieścisłości w Specyfikacjach technicznych lub w informacjach dotyczących stanu, cech i działania Pojazdu, takich jak występowanie niezgłoszonej rdzy, nieprawidłowe działanie układu klimatyzacji, brak części lub akcesoriów, świecące się kontrolki awarii lub kontrolki ostrzegawcze oraz przypadki podobne; b) obecności materiałów niebezpiecznych związanych z Pojazdem lub skażeń wynikających z wycieków, wypływów, awarii lub wad działania; c) nieprzedstawienia, niepełnego lub opóźnionego przedstawienia dokumentacji, również w oryginale, niezbędnej do przeniesienia, przerejestrowania lub wydania Pojazdu albo do jego uczestnictwa w ruchu drogowym; d) Obciążeń na Pojeździe, które nie zostały wyraźnie zgłoszone przez Sprzedawcę i zaakceptowane w ramach konkretnej transakcji; e) kwot zapłaconych lub kosztów poniesionych przez Fleequid w związku z wydatkami, przywilejami, prawami, ograniczeniami lub roszczeniami, zarejestrowanymi lub niezarejestrowanymi, podnoszonymi przez wierzycieli, organy lub inne podmioty w stosunku do Pojazdu lub w związku z nim, w celu umożliwienia jego swobodnego obrotu prawnego lub przeniesienia; f) nieprzestrzegania mających zastosowanie przepisów, również w zakresie ochrony środowiska, w tym wszelkiej odpowiedzialności związanej z kwalifikacją, władaniem, gospodarowaniem, transportem, odzyskiem lub unieszkodliwianiem Pojazdów przeznaczonych do złomowania lub kwalifikujących się jako PWE, a także z niepowiadomieniem, niepełnym lub opóźnionym powiadomieniem Fleequid o takim przeznaczeniu lub takiej kwalifikacji; g) niewłaściwego lub niezgodnego z zasadami korzystania z platformy Marketplace przez Sprzedawcę; h) podatków, danin publicznych, kosztów, wydatków lub innych ciężarów wynikających z nieprzestrzegania przez Sprzedawcę ustaw, rozporządzeń lub obowiązków mających do niego zastosowanie w związku z Pojazdem lub transakcją; i) jakiegokolwiek innego zawinionego nieumyślnie, umyślnego lub w inny sposób bezprawnego zachowania Sprzedawcy w związku z niniejszymi Ogólnymi Warunkami, Umowami lub konkretną transakcją. Przykłady wskazane w lit. a) mają charakter wyłącznie przykładowy i w żaden sposób nie ograniczają ogólnego zakresu zobowiązania do zwolnienia z odpowiedzialności. Niniejsze zobowiązanie do zwolnienia z odpowiedzialności obejmuje wyraźnie, w Dealer Sales, roszczenia podnoszone przez Nabywcę wobec Fleequid jako faktycznego sprzedawcy oraz wszelkie kwoty, zwroty, koszty, wydatki na naprawę, ciężary i szkody, które Fleequid jest zobowiązana zapłacić lub ponieść wobec swojego Nabywcy z powodu zdarzeń, wad, usterek, zaniechań lub przypadków niewykonania zobowiązań, za które odpowiada Sprzedawca; w takich przypadkach Fleequid przysługuje prawo regresu wobec Sprzedawcy oraz prawo do pełnego zwrotu tego, co zapłaciła lub poniosła. Sprzedawca pozostaje odpowiedzialny za prawidłowość, kompletność i prawdziwość Propozycji sprzedaży, Specyfikacji technicznych, ewentualnej dokumentacji technicznej, Ogłoszenia oraz dokumentacji dotyczącej Pojazdu, również wtedy, gdy treści te zostały sporządzone lub uzupełnione przy wsparciu Fleequid, oraz również wtedy, gdy Pojazd był przedmiotem TrustReport lub oględzin przeprowadzonych przez Fleequid lub przez podmioty działające na jej zlecenie. Sprzedawca jest zobowiązany sprawdzić udostępnione informacje i niezwłocznie zgłosić Fleequid wszelkie nieścisłości, a także powiadomić, przed przeniesieniem Pojazdu, o każdej wadzie, usterce, wypadku, modyfikacji, awarii lub nieprawidłowości, o których wie. Z wyjątkiem przypadku winy umyślnej lub rażącego niedbalstwa Fleequid nie odpowiada ona za skutki wynikające z nieścisłości, niekompletności lub niezgodności informacji dotyczących Pojazdu, za które odpowiada Sprzedawca, ani za opóźnienia w aktualizacji Propozycji sprzedaży, Ogłoszenia, dokumentacji technicznej lub innych informacji udostępnionych Użytkownikom, gdy opóźnienia te wynikają z okoliczności, za które Fleequid nie odpowiada. Fleequid nie gwarantuje ponadto przychodów, jakie będzie można uzyskać z oferowania Pojazdu do sprzedaży lub z jego sprzedaży.</w:t>
+        <w:t>Sprzedawca zobowiązuje się zwolnić z odpowiedzialności i zabezpieczyć przed szkodą Fleequid, spółki od niej zależne, z nią powiązane lub stowarzyszone, a także ich członków organów zarządzających, wspólników, pracowników, współpracowników, agentów i przedstawicieli, w odniesieniu do wszelkich roszczeń, żądań, powództw, postępowań, sporów, szkód, kosztów, wydatków lub ciężarów jakiegokolwiek rodzaju wynikających z: a) nieprawdziwości, pominięć, nieścisłości lub naruszeń dotyczących oświadczeń, gwarancji i zobowiązań złożonych lub zaciągniętych przez Sprzedawcę na podstawie niniejszych Ogólnych Warunków, w tym, tytułem przykładu i bez ograniczeń, pominięć lub nieścisłości w Specyfikacjach technicznych lub w informacjach dotyczących stanu, cech i działania Pojazdu, takich jak występowanie niezgłoszonej rdzy, nieprawidłowe działanie układu klimatyzacji, brak części lub akcesoriów, świecące się kontrolki awarii lub kontrolki ostrzegawcze oraz przypadki podobne; b) obecności materiałów niebezpiecznych związanych z Pojazdem lub skażeń wynikających z wycieków, wypływów, awarii lub wad działania; c) nieprzedstawienia, niepełnego lub opóźnionego przedstawienia dokumentacji, również w oryginale, niezbędnej do przeniesienia, przerejestrowania lub wydania Pojazdu albo do jego uczestnictwa w ruchu drogowym; d) Obciążeń na Pojeździe innych niż wyraźnie zgłoszone przez Sprzedawcę i zaakceptowane w ramach konkretnej transakcji; e) kwot zapłaconych lub kosztów poniesionych przez Fleequid w związku z wydatkami, przywilejami, prawami, ograniczeniami lub roszczeniami, zarejestrowanymi lub niezarejestrowanymi, podnoszonymi przez wierzycieli, organy lub inne podmioty w stosunku do Pojazdu lub w związku z nim, w celu umożliwienia jego swobodnego obrotu prawnego lub przeniesienia; f) nieprzestrzegania mających zastosowanie przepisów, również w zakresie ochrony środowiska, w tym wszelkiej odpowiedzialności związanej z kwalifikacją, władaniem, gospodarowaniem, transportem, odzyskiem lub unieszkodliwianiem Pojazdów przeznaczonych do złomowania lub kwalifikujących się jako PWE, a także z niepowiadomieniem, niepełnym lub opóźnionym powiadomieniem Fleequid o takim przeznaczeniu lub takiej kwalifikacji; g) niewłaściwego lub niezgodnego z zasadami korzystania z platformy Marketplace przez Sprzedawcę; h) podatków, danin publicznych, kosztów, wydatków lub innych ciężarów wynikających z nieprzestrzegania przez Sprzedawcę ustaw, rozporządzeń lub obowiązków mających do niego zastosowanie w związku z Pojazdem lub transakcją; i) jakiegokolwiek innego zawinionego nieumyślnie, umyślnego lub w inny sposób bezprawnego zachowania Sprzedawcy w związku z niniejszymi Ogólnymi Warunkami, Umowami lub konkretną transakcją. Przykłady wskazane w lit. a) mają charakter wyłącznie przykładowy i w żaden sposób nie ograniczają ogólnego zakresu zobowiązania do zwolnienia z odpowiedzialności. Niniejsze zobowiązanie do zwolnienia z odpowiedzialności obejmuje wyraźnie, w Dealer Sales, roszczenia podnoszone przez Nabywcę wobec Fleequid jako faktycznego sprzedawcy oraz wszelkie kwoty, zwroty, koszty, wydatki na naprawę, ciężary i szkody, które Fleequid jest zobowiązana zapłacić lub ponieść wobec swojego Nabywcy z powodu zdarzeń, wad, usterek, zaniechań lub przypadków niewykonania zobowiązań, za które odpowiada Sprzedawca; w takich przypadkach Fleequid przysługuje prawo regresu wobec Sprzedawcy oraz prawo do pełnego zwrotu tego, co zapłaciła lub poniosła. Sprzedawca pozostaje odpowiedzialny za prawidłowość, kompletność i prawdziwość Propozycji sprzedaży, Specyfikacji technicznych, ewentualnej dokumentacji technicznej, Ogłoszenia oraz dokumentacji dotyczącej Pojazdu, również wtedy, gdy treści te zostały sporządzone lub uzupełnione przy wsparciu Fleequid, oraz również wtedy, gdy Pojazd był przedmiotem TrustReport lub oględzin przeprowadzonych przez Fleequid lub przez podmioty działające na jej zlecenie. Sprzedawca jest zobowiązany sprawdzić udostępnione informacje i niezwłocznie zgłosić Fleequid wszelkie nieścisłości, a także powiadomić, przed przeniesieniem Pojazdu, o każdej wadzie, usterce, wypadku, modyfikacji, awarii lub nieprawidłowości, o których wie. Z wyjątkiem przypadku winy umyślnej lub rażącego niedbalstwa Fleequid nie odpowiada ona za skutki wynikające z nieścisłości, niekompletności lub niezgodności informacji dotyczących Pojazdu, za które odpowiada Sprzedawca, ani za opóźnienia w aktualizacji Propozycji sprzedaży, Ogłoszenia, dokumentacji technicznej lub innych informacji udostępnionych Użytkownikom, gdy opóźnienia te wynikają z okoliczności, za które Fleequid nie odpowiada. Fleequid nie gwarantuje ponadto przychodów, jakie będzie można uzyskać z oferowania Pojazdu do sprzedaży lub z jego sprzedaży.</w:t>
       </w:r>
     </w:p>
     <w:p>
@@ -8713,7 +8713,7 @@
           <w:sz w:val="20"/>
           <w:szCs w:val="20"/>
         </w:rPr>
-        <w:t>Z zastrzeżeniem postanowień kolejnych ustępów Termin płatności wynosi 3 (trzy) dni robocze liczone od udostępnienia Nabywcy Proformy zgodnie z art. 11.4. Termin płatności biegnie wyłącznie od tej chwili i pod warunkiem, że Proforma zawiera elementy niezbędne do umożliwienia Nabywcy dokonania płatności. Jeżeli Fleequid działa jako Czysty Pośrednik, ten sam Termin ma zastosowanie zarówno do zapłaty ceny należnej Sprzedawcy, jak i do zapłaty Prowizji, Opłat i ewentualnych dalszych kwot należnych Fleequid.</w:t>
+        <w:t>Z zastrzeżeniem postanowień kolejnych ustępów Termin płatności wynosi 3 (trzy) dni liczone od udostępnienia Nabywcy Proformy zgodnie z art. 11.4. Termin płatności biegnie wyłącznie od tej chwili i pod warunkiem, że Proforma zawiera elementy niezbędne do umożliwienia Nabywcy dokonania płatności. Jeżeli Fleequid działa jako Czysty Pośrednik, ten sam Termin ma zastosowanie zarówno do zapłaty ceny należnej Sprzedawcy, jak i do zapłaty Prowizji, Opłat i ewentualnych dalszych kwot należnych Fleequid.</w:t>
       </w:r>
     </w:p>
     <w:p>
@@ -8984,7 +8984,7 @@
           <w:sz w:val="20"/>
           <w:szCs w:val="20"/>
         </w:rPr>
-        <w:t>Jeżeli Nabywca dokona płatności w kilku wpłatach, na które Fleequid uprzednio nie wyraziła zgody, lecz ureguluje w całości Łączną Kwotę Należną w Terminie płatności, jest zobowiązany zapłacić Fleequid tytułem kary umownej kwotę 150,00 € (sto pięćdziesiąt/00 euro) za każdy Pojazd, którego to dotyczy, z zastrzeżeniem prawa do dochodzenia odszkodowania przenoszącego wysokość kary umownej. Naruszenie przewidziane w niniejszym ustępie jest samodzielne i odrębne od opóźnienia w płatności; odpowiednia kara umowna nie jest uwzględniana przy ustalaniu składnika kar umownych istotnego dla celów progu minimalnego, o którym mowa w art. 12.9 zdanie ostatnie.</w:t>
+        <w:t>Jeżeli Nabywca dokona płatności w kilku wpłatach, na które Fleequid uprzednio nie wyraziła zgody, lecz ureguluje w całości Łączną Kwotę Należną w Terminie płatności, jest zobowiązany zapłacić Fleequid tytułem kary umownej kwotę 150,00 € (sto pięćdziesiąt/00 euro) za każdy Pojazd, którego to dotyczy, z zastrzeżeniem prawa do dochodzenia odszkodowania przenoszącego wysokość kary umownej. Naruszenie przewidziane w niniejszym ustępie jest samodzielne i odrębne od opóźnienia w płatności; odpowiednia kara umowna nie jest uwzględniana przy ustalaniu składnika kar umownych istotnego dla celów progu minimalnego, o którym mowa w art. 12.9.</w:t>
       </w:r>
     </w:p>
     <w:p>
@@ -9084,7 +9084,7 @@
           <w:sz w:val="20"/>
           <w:szCs w:val="20"/>
         </w:rPr>
-        <w:t>W razie Anulowania sprzedaży z powodu opóźnienia lub braku pełnej zapłaty z przyczyn leżących po stronie Nabywcy ostatecznie należne Fleequid pozostają: a) Prowizje obciążające Nabywcę, o ile są przewidziane dla konkretnej transakcji, zgodnie z art. 12.4; b) dzienna kara umowna, o której mowa w art. 12.6 lit. a), naliczona do dnia skuteczności Anulowania sprzedaży, a także naliczone odsetki za opóźnienie; c) w Sprzedaży komisowej, zarówno gdy Fleequid działa w drodze Odsprzedaży, jak i gdy działa jako Czysty Pośrednik, dodatkowa kara umowna w kwocie równej dwukrotności Prowizji obciążających Nabywcę, ustalona na podstawie Prowizji mających zastosowanie do konkretnej transakcji, tak aby łączna kwota należna z tytułu Prowizji i niniejszej kary umownej była równa trzykrotności kwoty Prowizji; d) dodatkowa kara umowna w wysokości 1.000,00 € (tysiąc/00 euro) za każdy Pojazd objęty następnie anulowanym Wiążącym Porozumieniem; e) Opłaty za już wykonane Usługi oraz wszelkie inne kwoty naliczone z odrębnego tytułu zgodnie z niniejszymi Ogólnymi Warunkami. W Dealer Sales, ponieważ od Nabywcy nie są należne Prowizje na zasadach Sprzedaży komisowej, nie ma zastosowania kara umowna, o której mowa w lit. c); należne pozostają natomiast kwoty, o których mowa w lit. b), d) i e). O ile zachodzą przesłanki przewidziane w art. 13, pozostaje ponadto w mocy przekształcenie Zaliczki w karę umowną zgodnie z art. 13.6. Kwoty przewidziane w niniejszym ustępie są należne z odrębnych tytułów i podlegają kumulacji w granicach dozwolonych przez prawo. Wadium ewentualnie wniesione stanowi wyłącznie zabezpieczenie zobowiązań Nabywcy i może zostać zaliczone na poczet należnych kwot zgodnie z art. 6.3, nie stanowiąc dodatkowej podstawy obciążenia. Fleequid zachowuje prawo do dochodzenia odszkodowania przenoszącego wysokość kar umownych, wyłącznie w części przewyższającej to, co zostało już zaspokojone w drodze kar umownych przewidzianych w niniejszych Ogólnych Warunkach. Jeżeli suma kar umownych, o których mowa w lit. b), wyłącznie w zakresie dziennej kary umownej, c) i d), a także, o ile ma zastosowanie, kary umownej wynikającej z przekształcenia Zaliczki zgodnie z art. 13.6, jest niższa niż 5 % Ceny sprzedaży na rzecz Nabywcy Pojazdu będącego przedmiotem anulowanej sprzedaży, łącznie należny składnik kar umownych zostaje uzupełniony wyłącznie do osiągnięcia tego progu, który działa jako ekonomiczna dolna granica, a nie jako dodatkowa sankcja kumulatywna. Dla celów porównania i uzupełnienia przewidzianych w zdaniu poprzednim: (i) podstawę obliczenia stanowi wyłącznie Cena sprzedaży na rzecz Nabywcy Pojazdu będącego przedmiotem anulowanej sprzedaży, z wyłączeniem Łącznej Kwoty Należnej, Prowizji, Opłat i wszelkich innych kwot dodatkowych; (ii) uwzględnia się wyłącznie wskazane powyżej kary umowne właściwe dla niewykonania zobowiązania przez Nabywcę; (iii) nie uwzględnia się Prowizji obciążających Nabywcę, Opłat, odsetek za opóźnienie, zatrzymanego lub zaliczonego Wadium, zwrotów kosztów i wydatków ani odszkodowania przenoszącego wysokość kar umownych. Niniejsze postanowienie stosuje się do wszystkich Modeli Sprzedaży; w Dealer Sales porównania dokonuje się wyłącznie z karami umownymi, które mają tam zastosowanie, przy czym kara umowna, o której mowa w lit. c), nie może zostać wprowadzona ani uwzględniona w obliczeniu.</w:t>
+        <w:t>W razie Anulowania sprzedaży z powodu opóźnienia lub braku pełnej zapłaty z przyczyn leżących po stronie Nabywcy ostatecznie należne Fleequid pozostają: a) Prowizje obciążające Nabywcę, o ile są przewidziane dla konkretnej transakcji, zgodnie z art. 12.4; b) dzienna kara umowna, o której mowa w art. 12.6 lit. a), naliczona do dnia skuteczności Anulowania sprzedaży, a także naliczone odsetki za opóźnienie; c) w Sprzedaży komisowej, zarówno gdy Fleequid działa w drodze Odsprzedaży, jak i gdy działa jako Czysty Pośrednik, dodatkowa kara umowna w kwocie równej dwukrotności Prowizji obciążających Nabywcę, ustalona na podstawie Prowizji mających zastosowanie do konkretnej transakcji, tak aby łączna kwota należna z tytułu Prowizji i niniejszej kary umownej była równa trzykrotności kwoty Prowizji; d) dodatkowa kara umowna w wysokości 1.000,00 € (tysiąc/00 euro) za każdy Pojazd objęty następnie anulowanym Wiążącym Porozumieniem; e) Opłaty za już wykonane Usługi oraz wszelkie inne kwoty naliczone z odrębnego tytułu zgodnie z niniejszymi Ogólnymi Warunkami. W Dealer Sales, ponieważ od Nabywcy nie są należne Prowizje przewidziane dla Sprzedaży komisowej, nie ma zastosowania kara umowna, o której mowa w lit. c); należne pozostają natomiast kwoty, o których mowa w lit. b), d) i e). O ile zachodzą przesłanki przewidziane w art. 13, pozostaje ponadto w mocy przekształcenie Zaliczki w karę umowną zgodnie z art. 13.6. Kwoty przewidziane w niniejszym ustępie są należne z odrębnych tytułów i podlegają kumulacji w granicach dozwolonych przez prawo. Wadium ewentualnie wniesione stanowi wyłącznie zabezpieczenie zobowiązań Nabywcy i może zostać zaliczone na poczet należnych kwot zgodnie z art. 6.3, nie stanowiąc dodatkowej podstawy obciążenia. Fleequid zachowuje prawo do dochodzenia odszkodowania przenoszącego wysokość kar umownych, wyłącznie w części przewyższającej to, co zostało już zaspokojone w drodze kar umownych przewidzianych w niniejszych Ogólnych Warunkach. Jeżeli suma kar umownych, o których mowa w lit. b), wyłącznie w zakresie dziennej kary umownej, c) i d), a także, o ile ma zastosowanie, kary umownej wynikającej z przekształcenia Zaliczki zgodnie z art. 13.6, jest niższa niż 5 % Ceny sprzedaży na rzecz Nabywcy Pojazdu będącego przedmiotem anulowanej sprzedaży, łącznie należny składnik kar umownych zostaje uzupełniony wyłącznie do osiągnięcia tego progu, który działa jako ekonomiczna dolna granica, a nie jako dodatkowa sankcja kumulatywna. Dla celów porównania i uzupełnienia przewidzianych w zdaniu poprzednim: (i) podstawę obliczenia stanowi wyłącznie Cena sprzedaży na rzecz Nabywcy Pojazdu będącego przedmiotem anulowanej sprzedaży, z wyłączeniem Łącznej Kwoty Należnej, Prowizji, Opłat i wszelkich innych kwot dodatkowych; (ii) uwzględnia się wyłącznie wskazane powyżej kary umowne właściwe dla niewykonania zobowiązania przez Nabywcę; (iii) nie uwzględnia się Prowizji obciążających Nabywcę, Opłat, odsetek za opóźnienie, zatrzymanego lub zaliczonego Wadium, zwrotów kosztów i wydatków ani odszkodowania przenoszącego wysokość kar umownych. Niniejsze postanowienie stosuje się do wszystkich Modeli Sprzedaży; w Dealer Sales porównania dokonuje się wyłącznie z karami umownymi, które mają tam zastosowanie, przy czym kara umowna, o której mowa w lit. c), nie może zostać wprowadzona ani uwzględniona w obliczeniu.</w:t>
       </w:r>
     </w:p>
     <w:p>
@@ -9228,7 +9228,7 @@
           <w:sz w:val="20"/>
           <w:szCs w:val="20"/>
         </w:rPr>
-        <w:t>Sprzedaż odroczona: zaliczka i Pojazd pozostający tymczasowo w używaniu Sprzedawcy.</w:t>
+        <w:t>Sprzedaż odroczona: Zaliczka i Pojazd pozostający tymczasowo w używaniu Sprzedawcy.</w:t>
       </w:r>
       <w:bookmarkEnd w:id="83"/>
       <w:bookmarkEnd w:id="84"/>
@@ -9303,7 +9303,7 @@
           <w:sz w:val="20"/>
           <w:szCs w:val="20"/>
         </w:rPr>
-        <w:t>W transakcjach, w których wyraźnie uzgodniono, że po zawarciu Wiążącego Porozumienia Pojazd pozostaje tymczasowo w używaniu Sprzedawcy, Fleequid może zażądać od Nabywcy wpłaty z góry kwoty równej 30 % Łącznej Kwoty Należnej („Zaliczka”). Przypadek uregulowany w niniejszym artykule jest określany, wyłącznie do celów opisowych i handlowych, jako „Sprzedaż odroczona”. Sprzedaż odroczona nie stanowi odrębnego Modelu Sprzedaży i podlega w całości Modelowi Sprzedaży mającemu zastosowanie do konkretnej transakcji, a w ramach Sprzedaży komisowej – odpowiedniemu sposobowi wykonania. Sprzedaż odroczona może zostać uzgodniona wyłącznie w Sprzedaży komisowej wykonywanej w drodze Odsprzedaży oraz w Dealer Sales i nie ma zastosowania, gdy Fleequid działa jako Czysty Pośrednik; w transakcjach Sprzedaży komisowej, do których stosuje się niniejszy artykuł, Fleequid wykonuje zatem transakcję w drodze Odsprzedaży. Oferentowi należy umożliwić, przed złożeniem Oferty, zapoznanie się z okolicznością, że Pojazd pozostaje tymczasowo w używaniu Sprzedawcy, oraz ze szczególnymi warunkami mającymi zastosowanie do transakcji, zgodnie z art. 3.2 i 4.5. Jeżeli zażądano Zaliczki, musi ona zostać zapłacona w zwykłym Terminie płatności, o którym mowa w art. 11.5, liczonym od udostępnienia Proformy, chyba że Szczególne warunki sprzedaży wyraźnie przewidują inny termin zgodnie z art. 11.6 lit. b). Niniejsze zasady stosuje się wyłącznie do tego przypadku i stanowią one odstępstwo od zwykłych zasad dotyczących Terminu płatności w granicach przewidzianych w niniejszym artykule i w mających zastosowanie Szczególnych warunkach sprzedaży.</w:t>
+        <w:t>W transakcjach, w których wyraźnie uzgodniono, że po zawarciu Wiążącego Porozumienia Pojazd pozostaje tymczasowo w używaniu Sprzedawcy, Fleequid może zażądać od Nabywcy wpłaty z góry kwoty równej 30 % Łącznej Kwoty Należnej („Zaliczka”). Przypadek uregulowany w niniejszym artykule jest określany, wyłącznie do celów opisowych i handlowych, jako „Sprzedaż odroczona”. Sprzedaż odroczona nie stanowi odrębnego Modelu Sprzedaży i podlega w całości Modelowi Sprzedaży mającemu zastosowanie do konkretnej transakcji, a w ramach Sprzedaży komisowej – odpowiedniemu sposobowi wykonania. Sprzedaż odroczona może zostać uzgodniona wyłącznie w Sprzedaży komisowej wykonywanej w drodze Odsprzedaży oraz w Dealer Sales i nie ma zastosowania, gdy Fleequid działa jako Czysty Pośrednik; w transakcjach Sprzedaży komisowej, do których stosuje się niniejszy artykuł, Fleequid wykonuje zatem transakcję w drodze Odsprzedaży. Oferentowi należy umożliwić, przed złożeniem Oferty, zapoznanie się z okolicznością, że Pojazd pozostaje tymczasowo w używaniu Sprzedawcy, oraz ze Szczególnymi warunkami sprzedaży mającymi zastosowanie do transakcji, zgodnie z art. 3.2 i 4.5. Jeżeli zażądano Zaliczki, musi ona zostać zapłacona w zwykłym Terminie płatności, o którym mowa w art. 11.5, liczonym od udostępnienia Proformy, chyba że Szczególne warunki sprzedaży wyraźnie przewidują inny termin zgodnie z art. 11.6 lit. b). Niniejsze zasady stosuje się wyłącznie do tego przypadku i stanowią one odstępstwo od zwykłych zasad dotyczących Terminu płatności w granicach przewidzianych w niniejszym artykule i w mających zastosowanie Szczególnych warunkach sprzedaży.</w:t>
       </w:r>
     </w:p>
     <w:p>
@@ -9403,7 +9403,7 @@
           <w:sz w:val="20"/>
           <w:szCs w:val="20"/>
         </w:rPr>
-        <w:t>Brak zapłaty Zaliczki w odpowiednim terminie albo brak zapłaty pozostałej kwoty w całości w terminie przewidzianym dla konkretnej transakcji stanowią opóźnienie Nabywcy. Począwszy od pierwszego dnia następującego po upływie odpowiedniego terminu stosuje się odpowiednio postanowienia art. 12.6, w tym karę umowną w wysokości 150,00 € za każdy dzień opóźnienia i za każdy Pojazd, którego to dotyczy, do łącznej maksymalnej kwoty przewidzianej w art. 12.6 lit. a), która ma zastosowanie łącznie dla każdego Pojazdu i dla tej samej transakcji w odniesieniu zarówno do opóźnienia we wpłacie Zaliczki, jak i do opóźnienia w zapłacie pozostałej kwoty, a także odsetki i dalsze kwoty tam przewidziane. W razie braku zapłaty Zaliczki stosuje się terminy i uprawnienia przewidziane w art. 12.7. W razie braku zapłaty pozostałej kwoty, zamiast terminu maksymalnego przewidzianego w art. 12.7, Fleequid zachowuje uprawnienie do otrzymania spóźnionej płatności przez 4 (cztery) dni następujące po terminie ustalonym dla zapłaty pozostałej kwoty, przy czym od tego terminu nie biegnie nowy termin 7 (siedmiu) dni. Po bezskutecznym upływie tego terminu bez pełnej zapłaty Fleequid może, według własnego uznania, mimo to przyjąć spóźnioną płatność albo dokonać Anulowania sprzedaży zgodnie z art. 12.7, ze skutkami, o których mowa w art. 12.8 i 12.9.</w:t>
+        <w:t>Brak zapłaty Zaliczki w odpowiednim terminie albo brak zapłaty pozostałej kwoty w całości w terminie przewidzianym dla konkretnej transakcji stanowią opóźnienie Nabywcy. Począwszy od pierwszego dnia następującego po upływie odpowiedniego terminu stosuje się odpowiednio postanowienia art. 12.6, w tym karę umowną w wysokości 150,00 € (sto pięćdziesiąt/00 euro) za każdy dzień opóźnienia i za każdy Pojazd, którego to dotyczy, do łącznej maksymalnej kwoty przewidzianej w art. 12.6 lit. a), która ma zastosowanie łącznie dla każdego Pojazdu i dla tej samej transakcji w odniesieniu zarówno do opóźnienia we wpłacie Zaliczki, jak i do opóźnienia w zapłacie pozostałej kwoty, a także odsetki i dalsze kwoty tam przewidziane. W razie braku zapłaty Zaliczki stosuje się terminy i uprawnienia przewidziane w art. 12.7. W razie braku zapłaty pozostałej kwoty, zamiast terminu maksymalnego przewidzianego w art. 12.7, Fleequid zachowuje uprawnienie do otrzymania spóźnionej płatności przez 4 (cztery) dni następujące po terminie ustalonym dla zapłaty pozostałej kwoty, przy czym od tego terminu nie biegnie nowy termin 7 (siedmiu) dni. Po bezskutecznym upływie tego terminu bez pełnej zapłaty Fleequid może, według własnego uznania, mimo to przyjąć spóźnioną płatność albo dokonać Anulowania sprzedaży zgodnie z art. 12.7, ze skutkami, o których mowa w art. 12.8 i 12.9.</w:t>
       </w:r>
     </w:p>
     <w:p>
@@ -9574,7 +9574,7 @@
           <w:sz w:val="20"/>
           <w:szCs w:val="20"/>
         </w:rPr>
-        <w:t>Anulowanie sprzedaży stanowi instytucję umowną, za pomocą której Fleequid, w przypadkach przewidzianych w niniejszych Ogólnych Warunkach, w Warunkach Szczegółowych lub w mających zastosowanie Szczególnych warunkach sprzedaży, postanawia, że transakcja nie zostanie wykonana lub przestanie być wykonywana, w całości lub w zakresie ograniczonym do jednego lub większej liczby Pojazdów. Anulowanie sprzedaży nie jest koniecznie tożsame z unieważnieniem umowy z przyczyn dotyczących jej ważności ani z rozwiązaniem umowy z powodu niewykonania zobowiązania: konkretna przyczyna prawna zależy od poszczególnego stanu faktycznego, który je powoduje. Gdy Anulowanie jest następstwem niewykonania zobowiązania objętego wyraźną klauzulą rozwiązującą zgodnie z niniejszymi Ogólnymi Warunkami, działa ono jako rozwiązanie Umowy zgodnie z art. 1456 włoskiego Kodeksu cywilnego i wywołuje jego skutki. W pozostałych przypadkach Anulowanie wywołuje skutki przewidziane w postanowieniu, które je przewiduje, oraz, w zakresie nieuregulowanym odmiennie, skutki przewidziane w niniejszym artykule i w art. 15.</w:t>
+        <w:t>Anulowanie sprzedaży stanowi instytucję umowną, za pomocą której Fleequid, w przypadkach przewidzianych w niniejszych Ogólnych Warunkach, w mających zastosowanie Warunkach Szczegółowych lub w mających zastosowanie Szczególnych warunkach sprzedaży, postanawia, że transakcja nie zostanie wykonana lub przestanie być wykonywana, w całości lub w zakresie ograniczonym do jednego lub większej liczby Pojazdów. Anulowanie sprzedaży nie jest koniecznie tożsame z unieważnieniem umowy z przyczyn dotyczących jej ważności ani z rozwiązaniem umowy z powodu niewykonania zobowiązania: konkretna przyczyna prawna zależy od poszczególnego stanu faktycznego, który je powoduje. Gdy Anulowanie jest następstwem niewykonania zobowiązania objętego wyraźną klauzulą rozwiązującą zgodnie z niniejszymi Ogólnymi Warunkami, działa ono jako rozwiązanie Umowy zgodnie z art. 1456 włoskiego Kodeksu cywilnego i wywołuje jego skutki. W pozostałych przypadkach Anulowanie wywołuje skutki przewidziane w postanowieniu, które je przewiduje, oraz, w zakresie nieuregulowanym odmiennie, skutki przewidziane w niniejszym artykule i w art. 15.</w:t>
       </w:r>
     </w:p>
     <w:p>
@@ -10142,7 +10142,7 @@
           <w:sz w:val="20"/>
           <w:szCs w:val="20"/>
         </w:rPr>
-        <w:t>Własność Pojazdu przechodzi na Nabywcę wyłącznie w następstwie pełnego wykonania obowiązku zapłaty zgodnie z art. 12.2; w przypadku Aukcji chwila ta pokrywa się z Ostatecznym Przybiciem. Strony wyraźnie uzgadniają, że skutek rzeczowy wobec Nabywcy zostaje odroczony do tej chwili, niezależnie od mającego zastosowanie Modelu Sprzedaży i wybranego sposobu wykonania, w tym w przypadkach, w których Fleequid nabyła własność Pojazdu wcześniej zgodnie z art. 18, oraz w przypadkach, w których sprzedaż następuje bezpośrednio między Sprzedawcą a Nabywcą, gdy Fleequid działa jako Czysty Pośrednik. Pozostają w mocy formalności w zakresie wpisu, ujawnienia w rejestrze publicznym, rejestracji, przerejestrowania lub inne czynności ewentualnie wymagane zgodnie z mającymi zastosowanie przepisami. Po otrzymaniu od Sprzedawcy wszystkich dokumentów i informacji oraz po uzyskaniu jego współdziałania, niezbędnych zgodnie z art. 16.3, podmiot zobowiązany do danej czynności zgodnie z mającym zastosowanie Modelem Sprzedaży i wybranym sposobem wykonania dokonuje, w terminie kolejnych 10 (dziesięciu) dni, formalności niezbędnych do wpisu, ujawnienia w rejestrze publicznym, rejestracji lub przerejestrowania Pojazdu na Nabywcę w związku z jego przeniesieniem, chyba że mające zastosowanie przepisy, charakter transakcji lub Warunki Szczegółowe wymagają innej kolejności lub innych terminów; gdy Fleequid działa jako Czysty Pośrednik, termin ten ma zastosowanie do Sprzedawcy, z zastrzeżeniem innego terminu ewentualnie przewidzianego w Szczególnych warunkach sprzedaży ze względu na transakcję, kraj, dokumentację lub charakter Pojazdu. Gdy Fleequid działa jako Czysty Pośrednik, czynności Sprzedawcy przebiegają zatem w dwóch następujących po sobie etapach: a) w terminie 5 (pięciu) dni przewidzianym w art. 16.3 Sprzedawca dostarcza dokumenty, oświadczenia i pełnomocnictwa oraz zapewnia współdziałanie, niezbędne do rozpoczęcia formalności, przy czym w razie opóźnienia zastosowanie ma kara umowna przewidziana w tymże art. 16.3; b) w terminie kolejnych 10 (dziesięciu) dni, liczonych od chwili zaistnienia odpowiednich przesłanek, Sprzedawca kończy formalności związane z przeniesieniem; w razie przekroczenia tego terminu z przyczyn leżących po stronie Sprzedawcy zastosowanie ma ta sama kara umowna w wysokości 150,00 € (sto pięćdziesiąt/00 euro) za każdy dzień opóźnienia i za każdy Pojazd, którego to dotyczy, zgodnie z przewidzianą w art. 16.3 koordynacją z art. 8.11 i 16.9. Kara umowna dotycząca drugiego etapu nie jest naliczana za dni, za które została już naliczona kara umowna dotycząca pierwszego etapu. Nabywca przyjmuje do wiadomości, że przeniesienie Pojazdu i jego uczestnictwo w ruchu drogowym mogą wymagać zakończenia formalności w zakresie wpisu, ujawnienia w rejestrze publicznym, rejestracji lub podobnych czynności przewidzianych w przepisach mających zastosowanie w danym kraju oraz że, co do zasady, odbiór Pojazdu może nastąpić dopiero po zakończeniu niezbędnych formalności. W drodze wyjątku, ze względu na udokumentowane potrzeby operacyjne lub na wniosek Nabywcy zaakceptowany przez Fleequid, Fleequid może zezwolić na wcześniejszy odbiór Pojazdu przed zakończeniem wspomnianych formalności. W takim przypadku Nabywca: (i) zwalnia z odpowiedzialności i zabezpiecza przed szkodą Fleequid oraz ewentualne podmioty, na które Pojazd pozostaje nadal formalnie zarejestrowany, w odniesieniu do wszelkich skutków administracyjnych, podatkowych, majątkowych, sankcyjnych lub innego rodzaju wynikających z władania Pojazdem, korzystania z niego lub jego uczestnictwa w ruchu drogowym przed zakończeniem formalności, z wyjątkiem tego, co na mocy bezwzględnie obowiązujących przepisów obciąża podmiot powołujący się na zwolnienie z odpowiedzialności; (ii) zobowiązuje się dokonać wszelkich czynności i zapewnić wszelkie współdziałanie niezbędne do tego, aby formalności ostatecznego wpisu, przerejestrowania lub przeniesienia zostały zakończone w terminie 5 (pięciu) dni od wcześniejszego odbioru, z zastrzeżeniem innego terminu wyraźnie zakomunikowanego na piśmie przez Fleequid; (iii) zobowiązuje się przekazać Fleequid odpowiedni dowód w postaci dokumentu potwierdzający dokonanie formalności lub złożenie odpowiednich wniosków, w terminie 1 (jednego) dnia od uzyskania danego dokumentu lub potwierdzenia właściwego organu. W razie przekroczenia terminu, o którym mowa w lit. b), z przyczyn leżących po stronie Nabywcy jest on zobowiązany zapłacić Fleequid karę umowną w wysokości 150,00 € (sto pięćdziesiąt/00 euro) za każdy dzień opóźnienia i za każdy Pojazd, którego to dotyczy, aż do zakończenia czynności, z zastrzeżeniem prawa do dochodzenia odszkodowania przenoszącego wysokość kary umownej. Jeżeli opóźnienie przekroczy 30 (trzydzieści) dni, Fleequid może skorzystać z dalszych środków ochrony prawnej przewidzianych w niniejszych Ogólnych Warunkach i w przepisach prawa, w tym, o ile jest to prawnie i faktycznie wykonalne, z uprawnienia do podjęcia przed właściwymi organami działań niezbędnych do uzyskania przerejestrowania Pojazdu na podmiot do tego zobowiązany, z obciążeniem tego podmiotu związanymi z tym wydatkami, ciężarami i kosztami, przy czym pozostają należne kary umowne już naliczone. W transakcjach z wykorzystaniem Rozwiązania finansowego kolejność czynności w zakresie przerejestrowania, fakturowania, zapłaty, przeniesienia własności i wydania może różnić się od zwykłej, zgodnie z postanowieniami art. 22 i mających zastosowanie Warunków Szczegółowych, z zachowaniem kryterium przeniesienia własności ustalonego w niniejszym ustępie oraz postanowień art. 22.6; wcześniejsze dokonanie czynności dotyczących dokumentów lub przerejestrowania na rzecz Finansującego nie powoduje, samo przez się, przeniesienia własności ani, w przypadku Aukcji, Ostatecznego Przybicia.</w:t>
+        <w:t>Własność Pojazdu przechodzi na Nabywcę wyłącznie w następstwie pełnego wykonania obowiązku zapłaty zgodnie z art. 12.2; w przypadku Aukcji chwila ta pokrywa się z Ostatecznym Przybiciem. Strony wyraźnie uzgadniają, że skutek rzeczowy wobec Nabywcy zostaje odroczony do tej chwili, niezależnie od mającego zastosowanie Modelu Sprzedaży i wybranego sposobu wykonania, w tym w przypadkach, w których Fleequid nabyła własność Pojazdu wcześniej zgodnie z art. 18, oraz w przypadkach, w których sprzedaż następuje bezpośrednio między Sprzedawcą a Nabywcą, gdy Fleequid działa jako Czysty Pośrednik. Pozostają w mocy formalności w zakresie wpisu, ujawnienia w rejestrze publicznym, rejestracji, przerejestrowania lub inne czynności ewentualnie wymagane zgodnie z mającymi zastosowanie przepisami. Po otrzymaniu od Sprzedawcy wszystkich dokumentów i informacji oraz po uzyskaniu jego współdziałania, niezbędnych zgodnie z art. 16.3, podmiot zobowiązany do danej czynności zgodnie z mającym zastosowanie Modelem Sprzedaży i wybranym sposobem wykonania dokonuje, w terminie kolejnych 10 (dziesięciu) dni, formalności niezbędnych do wpisu, ujawnienia w rejestrze publicznym, rejestracji lub przerejestrowania Pojazdu na Nabywcę w związku z jego przeniesieniem, chyba że mające zastosowanie przepisy, charakter transakcji lub Warunki Szczegółowe wymagają innej kolejności lub innych terminów; gdy Fleequid działa jako Czysty Pośrednik, termin ten ma zastosowanie do Sprzedawcy, z zastrzeżeniem innego terminu ewentualnie przewidzianego w Szczególnych warunkach sprzedaży ze względu na transakcję, kraj, dokumentację lub charakter Pojazdu. Gdy Fleequid działa jako Czysty Pośrednik, czynności Sprzedawcy przebiegają zatem w dwóch następujących po sobie etapach: a) w terminie 5 (pięciu) dni przewidzianym w art. 16.3 Sprzedawca dostarcza dokumenty, oświadczenia i pełnomocnictwa oraz zapewnia współdziałanie, niezbędne do rozpoczęcia formalności, przy czym w razie opóźnienia zastosowanie ma kara umowna przewidziana w tymże art. 16.3; b) w terminie kolejnych 10 (dziesięciu) dni, liczonych od chwili zaistnienia odpowiednich przesłanek, Sprzedawca kończy formalności związane z przeniesieniem; w razie przekroczenia tego terminu z przyczyn leżących po stronie Sprzedawcy zastosowanie ma ta sama kara umowna w wysokości 150,00 € (sto pięćdziesiąt/00 euro) za każdy dzień opóźnienia i za każdy Pojazd, którego to dotyczy, zgodnie z przewidzianą w art. 16.3 koordynacją z art. 8.11 i 16.9. Kara umowna dotycząca drugiego etapu nie jest naliczana za dni, za które została już naliczona kara umowna dotycząca pierwszego etapu. Nabywca przyjmuje do wiadomości, że przeniesienie Pojazdu i jego uczestnictwo w ruchu drogowym mogą wymagać zakończenia formalności w zakresie wpisu, ujawnienia w rejestrze publicznym, rejestracji lub podobnych czynności przewidzianych w przepisach mających zastosowanie w danym kraju oraz że, co do zasady, odbiór Pojazdu może nastąpić dopiero po zakończeniu niezbędnych formalności. W drodze wyjątku, ze względu na udokumentowane potrzeby operacyjne lub na wniosek Nabywcy zaakceptowany przez Fleequid, Fleequid może zezwolić na wcześniejszy odbiór Pojazdu przed zakończeniem wspomnianych formalności. W takim przypadku Nabywca: (i) zwalnia z odpowiedzialności i zabezpiecza przed szkodą Fleequid oraz ewentualne podmioty, na które Pojazd pozostaje nadal formalnie zarejestrowany, w odniesieniu do wszelkich skutków administracyjnych, podatkowych, majątkowych, sankcyjnych lub innego rodzaju wynikających z władania Pojazdem, korzystania z niego lub jego uczestnictwa w ruchu drogowym przed zakończeniem formalności, z wyjątkiem tego, co na mocy bezwzględnie obowiązujących przepisów obciąża podmiot powołujący się na zwolnienie z odpowiedzialności; (ii) zobowiązuje się dokonać wszelkich czynności i zapewnić wszelkie współdziałanie niezbędne do tego, aby formalności ostatecznego wpisu, przerejestrowania lub przeniesienia zostały zakończone w terminie 5 (pięciu) dni od wcześniejszego odbioru, z zastrzeżeniem innego terminu wyraźnie zakomunikowanego na piśmie przez Fleequid; (iii) zobowiązuje się przekazać Fleequid odpowiedni dowód w postaci dokumentu potwierdzający dokonanie formalności lub złożenie odpowiednich wniosków, w terminie 1 (jednego) dnia od uzyskania danego dokumentu lub potwierdzenia właściwego organu. W razie przekroczenia terminu, o którym mowa w pkt (ii), z przyczyn leżących po stronie Nabywcy jest on zobowiązany zapłacić Fleequid karę umowną w wysokości 150,00 € (sto pięćdziesiąt/00 euro) za każdy dzień opóźnienia i za każdy Pojazd, którego to dotyczy, aż do zakończenia czynności, z zastrzeżeniem prawa do dochodzenia odszkodowania przenoszącego wysokość kary umownej. Jeżeli opóźnienie przekroczy 30 (trzydzieści) dni, Fleequid może skorzystać z dalszych środków ochrony prawnej przewidzianych w niniejszych Ogólnych Warunkach i w przepisach prawa, w tym, o ile jest to prawnie i faktycznie wykonalne, z uprawnienia do podjęcia przed właściwymi organami działań niezbędnych do uzyskania przerejestrowania Pojazdu na podmiot do tego zobowiązany, z obciążeniem tego podmiotu związanymi z tym wydatkami, ciężarami i kosztami, przy czym pozostają należne kary umowne już naliczone. W transakcjach z wykorzystaniem Rozwiązania finansowego kolejność czynności w zakresie przerejestrowania, fakturowania, zapłaty, przeniesienia własności i wydania może różnić się od zwykłej, zgodnie z postanowieniami art. 22 i mających zastosowanie Warunków Szczegółowych, z zachowaniem kryterium przeniesienia własności ustalonego w niniejszym ustępie oraz postanowień art. 22.6; wcześniejsze dokonanie czynności dotyczących dokumentów lub przerejestrowania na rzecz Finansującego nie powoduje, samo przez się, przeniesienia własności ani, w przypadku Aukcji, Ostatecznego Przybicia.</w:t>
       </w:r>
     </w:p>
     <w:p>
@@ -10470,7 +10470,7 @@
           <w:sz w:val="20"/>
           <w:szCs w:val="20"/>
         </w:rPr>
-        <w:t>Postanowienia niniejszego artykułu stosuje się do transakcji ukształtowanych zgodnie z Modelem Sprzedaży komisowej. W ramach tego Modelu Fleequid wykonuje transakcję w drodze Odsprzedaży zgodnie z art. 2.5 albo może postanowić, że będzie działać jako Czysty Pośrednik zgodnie z art. 2.6, z przeniesieniem Pojazdu bezpośrednio ze Sprzedawcy na Nabywcę. Zapoznanie się z możliwością wykonania transakcji w jeden albo w drugi sposób jest umożliwiane, a możliwość ta jest akceptowana, przed złożeniem Oferty zgodnie z art. 3.2 lit. a). Fleequid może dokonać odpowiedniego wyboru również po zawarciu Wiążącego Porozumienia, w każdym razie nie później niż z chwilą udostępnienia Proformy, która utrwala wybrany sposób wykonania zgodnie z art. 11.4; Proforma nie stanowi źródła umownego tego wyboru, lecz dokumentuje wykonanie uprawnienia, z którym uprzednio umożliwiono zapoznanie się i które uprzednio zaakceptowano. Wybór między Odsprzedażą a działaniem w charakterze Czystego Pośrednika nie zmienia Modelu Sprzedaży, nie powoduje wygaśnięcia zlecenia udzielonego Fleequid przez Sprzedawcę i przez Nabywcę i nie wpływa na prawo Fleequid do Prowizji należnych od obu z nich. Kwalifikacja Fleequid jako komisanta działającego we własnym imieniu zgodnie z art. 1731 włoskiego Kodeksu cywilnego ma miejsce wyłącznie w przypadku Odsprzedaży zgodnie z art. 2.5; gdy Fleequid działa jako Czysty Pośrednik, umowa sprzedaży jest zawierana bezpośrednio między Sprzedawcą a Nabywcą zgodnie z art. 2.6 i 17.10. Z wyjątkiem przypadków wyraźnego odesłania oraz zakresu, w jakim da się to pogodzić z charakterem konkretnego postanowienia, postanowienia niniejszego artykułu nie mają zastosowania do Dealer Sales, uregulowanego w art. 18. Jeżeli przed udostępnieniem Proformy Sprzedawca dopuści się jednego z naruszeń przewidzianych w lit. c), d), e) i f) art. 17.8 i 17.14, które w odniesieniu do tego samego zdarzenia faktycznego i w celu ochrony tego samego interesu nie jest objęte szczególną karą umowną przewidzianą w niniejszych Ogólnych Warunkach, Sprzedawca jest zobowiązany zapłacić Fleequid, w odniesieniu do stosunku oferowania Pojazdu do sprzedaży, o którym mowa w art. 8.8, oraz do zlecenia udzielonego Fleequid i niezależnie od wybranego następnie sposobu wykonania, subsydiarną karę umowną w wysokości 30 % ustaloną zgodnie z hierarchią podstaw przewidzianą w art. 17.8, z zastrzeżeniem prawa do dochodzenia odszkodowania przenoszącego wysokość kary umownej; od chwili udostępnienia Proformy zastosowanie ma, zależnie od wybranego sposobu wykonania, art. 17.8 albo art. 17.14.</w:t>
+        <w:t>Postanowienia niniejszego artykułu stosuje się do transakcji ukształtowanych zgodnie z Modelem Sprzedaży komisowej. W ramach tego Modelu Fleequid wykonuje transakcję w drodze Odsprzedaży zgodnie z art. 2.5 albo może postanowić, że będzie działać jako Czysty Pośrednik zgodnie z art. 2.6, z przeniesieniem Pojazdu bezpośrednio ze Sprzedawcy na Nabywcę. Zapoznanie się z możliwością wykonania transakcji w jeden albo w drugi sposób jest umożliwiane przed złożeniem Oferty zgodnie z art. 3.2 lit. a), a możliwość ta jest akceptowana poprzez przystąpienie do niniejszych OW. Fleequid może dokonać odpowiedniego wyboru również po zawarciu Wiążącego Porozumienia, w każdym razie nie później niż z chwilą udostępnienia Proformy, która utrwala wybrany sposób wykonania zgodnie z art. 11.4; Proforma nie stanowi źródła umownego tego wyboru, lecz dokumentuje wykonanie uprawnienia, z którym uprzednio umożliwiono zapoznanie się i które uprzednio zaakceptowano. Wybór między Odsprzedażą a działaniem w charakterze Czystego Pośrednika nie zmienia Modelu Sprzedaży, nie powoduje wygaśnięcia zlecenia udzielonego Fleequid przez Sprzedawcę i przez Nabywcę i nie wpływa na prawo Fleequid do Prowizji należnych od obu z nich. Kwalifikacja Fleequid jako komisanta działającego we własnym imieniu zgodnie z art. 1731 włoskiego Kodeksu cywilnego ma miejsce wyłącznie w przypadku Odsprzedaży zgodnie z art. 2.5; gdy Fleequid działa jako Czysty Pośrednik, umowa sprzedaży jest zawierana bezpośrednio między Sprzedawcą a Nabywcą zgodnie z art. 2.6 i 17.10. Z wyjątkiem przypadków wyraźnego odesłania oraz zakresu, w jakim da się to pogodzić z charakterem konkretnego postanowienia, postanowienia niniejszego artykułu nie mają zastosowania do Dealer Sales, uregulowanego w art. 18. Jeżeli przed udostępnieniem Proformy Sprzedawca dopuści się jednego z naruszeń przewidzianych w lit. c), d), e) i f) art. 17.8 i 17.14, które w odniesieniu do tego samego zdarzenia faktycznego i w celu ochrony tego samego interesu nie jest objęte szczególną karą umowną przewidzianą w niniejszych Ogólnych Warunkach, Sprzedawca jest zobowiązany zapłacić Fleequid, w odniesieniu do stosunku oferowania Pojazdu do sprzedaży, o którym mowa w art. 8.8, oraz do zlecenia udzielonego Fleequid i niezależnie od wybranego następnie sposobu wykonania, subsydiarną karę umowną w wysokości 30 % ustaloną zgodnie z hierarchią podstaw przewidzianą w art. 17.8, z zastrzeżeniem prawa do dochodzenia odszkodowania przenoszącego wysokość kary umownej; od chwili udostępnienia Proformy zastosowanie ma, zależnie od wybranego sposobu wykonania, art. 17.8 albo art. 17.14.</w:t>
       </w:r>
       <w:bookmarkEnd w:id="137"/>
     </w:p>
@@ -10592,32 +10592,32 @@
           <w:sz w:val="20"/>
           <w:szCs w:val="20"/>
         </w:rPr>
-        <w:t>Cena Pojazdu należna Sprzedawcy od Fleequid w przypadku Odsprzedaży („Cena zakupu netto”) odpowiada Cenie sprzedaży na rzecz Nabywcy pomniejszonej o Prowizje obciążające Sprzedawcę, Opłaty oraz wszelkie inne kwoty należne Fleequid od Sprzedawcy zgodnie z niniejszymi Ogólnymi Warunkami. Sprzedawca wyraźnie upoważnia Fleequid do dokonania potrącenia i odliczenia powyższych kwot z kwot mu przysługujących. Cena zakupu netto staje się wymagalna wyłącznie po otrzymaniu przez Fleequid w całości Łącznej Kwoty Należnej od Nabywcy zgodnie z art. 12.2; do tej chwili Sprzedawca nie może dochodzić wobec Fleequid żadnej wymagalnej wierzytelności ani wytaczać przeciwko niej powództw o zapłatę, kierować do niej ponagleń ani podejmować czynności egzekucyjnych. Żądanie wystawienia faktury oraz ewentualne wcześniejsze jej wystawienie mają charakter administracyjny i nie powodują wymagalności świadczenia wzajemnego przed wskazaną chwilą ani nie stanowią potwierdzenia spełnienia przesłanek przewidzianych dla nabycia Pojazdu przez Fleequid. Osiągnięcie Ceny rezerwowej, jako że jest ona ustalana na podstawie PMIV określonego przez Sprzedawcę, zapewnia mu wpływy netto co najmniej równe PMIV, chyba że wyraźnie przyjęto niższe oferty zgodnie z art. 10.3. Jeżeli sprzedaż zostanie anulowana lub jej przedmiot ograniczony zgodnie z art. 14, Cena zakupu netto należna Sprzedawcy zostaje ustalona na nowo według kryteriów przewidzianych w art. 14.5. Pozostaje w mocy wyraźne odstępstwo przewidziane w art. 22.9 dla transakcji z wykorzystaniem Rozwiązania finansowego. Postanowienia niniejszego ustępu nie mają zastosowania, gdy Fleequid działa jako Czysty Pośrednik.</w:t>
-      </w:r>
-    </w:p>
-    <w:p>
-      <w:pPr>
-        <w:pStyle w:val="Paragrafoelenco"/>
-        <w:numPr>
-          <w:ilvl w:val="1"/>
-          <w:numId w:val="1"/>
-        </w:numPr>
-        <w:spacing w:line="360" w:lineRule="auto"/>
-        <w:ind w:left="0" w:firstLine="0"/>
-        <w:jc w:val="both"/>
-        <w:rPr>
-          <w:rFonts w:ascii="Verdana" w:hAnsi="Verdana"/>
-          <w:sz w:val="20"/>
-          <w:szCs w:val="20"/>
-        </w:rPr>
-      </w:pPr>
-      <w:r>
-        <w:rPr>
-          <w:rFonts w:ascii="Verdana" w:hAnsi="Verdana"/>
-          <w:sz w:val="20"/>
-          <w:szCs w:val="20"/>
-        </w:rPr>
-        <w:t>Gdy Fleequid dokonuje Odsprzedaży, Sprzedawca jest zobowiązany, na żądanie Fleequid, wystawić na jej rzecz fakturę dotyczącą sprzedaży Pojazdu w terminie 5 (pięciu) dni od żądania, w euro i zgodnie z kwotami, danymi i wskazówkami przekazanymi przez Fleequid. Faktura wskazuje Cenę sprzedaży na rzecz Nabywcy, a także Prowizje, Opłaty i ewentualne zwroty kosztów należne Fleequid, oraz VAT, o ile jest on należny z mocy prawa; po dokonaniu potrącenia kwot należnych zgodnie z art. 17.4 Fleequid reguluje fakturę na rzecz Sprzedawcy, gdy Cena zakupu netto stanie się wymagalna zgodnie z tym samym art. 17.4. W przypadku opóźnienia w wystawieniu lub przekazaniu faktury ponad wspomniany termin z przyczyn leżących po stronie Sprzedawcy Sprzedawca jest zobowiązany zapłacić Fleequid karę umowną w wysokości 150,00 € (sto pięćdziesiąt/00 euro) za każdy dzień opóźnienia i za każdy Pojazd, którego to dotyczy, aż do wykonania obowiązku, którą Fleequid ma prawo potrącić z kwoty faktury, z zastrzeżeniem prawa do dochodzenia odszkodowania przenoszącego wysokość kary umownej. Jeżeli wskutek braku zapłaty przez Nabywcę, Anulowania sprzedaży, ograniczenia jej przedmiotu, korekty transakcji lub z innej przyczyny przewidzianej w niniejszych Ogólnych Warunkach konieczne stanie się wystawienie noty kredytowej, dokumentu stornującego lub korygującego albo ponowne wystawienie faktury, również w następstwie nowej sprzedaży Pojazdu innemu Oferentowi za inną kwotę, Sprzedawca jest zobowiązany dokonać tego w terminie 5 (pięciu) dni od żądania Fleequid; w przypadku opóźnienia z przyczyn leżących po stronie Sprzedawcy zastosowanie ma ta sama dzienna kara umowna, którą Fleequid ma prawo potrącić lub odliczyć od późniejszych należności. Pozostają w mocy postanowienia art. 15 i 16.2 dotyczące zwrotów, dokumentacji podatkowej oraz dalszych czynności niezbędnych do wykonania transakcji lub przywrócenia stanu poprzedniego.</w:t>
+        <w:t>Cena Pojazdu należna Sprzedawcy od Fleequid w przypadku Odsprzedaży („Cena zakupu netto”) odpowiada Cenie sprzedaży na rzecz Nabywcy pomniejszonej o Prowizje obciążające Sprzedawcę, Opłaty oraz wszelkie inne kwoty należne Fleequid od Sprzedawcy zgodnie z niniejszymi Ogólnymi Warunkami. Sprzedawca wyraźnie upoważnia Fleequid do dokonania potrącenia i odliczenia powyższych kwot z kwot mu przysługujących. Cena zakupu netto staje się wymagalna wyłącznie po otrzymaniu przez Fleequid w całości Łącznej Kwoty Należnej od Nabywcy zgodnie z art. 12.2; do tej chwili Sprzedawca nie może dochodzić wobec Fleequid żadnej wymagalnej wierzytelności ani wytaczać przeciwko niej powództw o zapłatę, kierować do niej ponagleń ani podejmować czynności egzekucyjnych. Żądanie wystawienia faktury oraz ewentualne wcześniejsze jej wystawienie mają charakter administracyjny i nie powodują wymagalności świadczenia wzajemnego przed wskazaną chwilą ani nie stanowią potwierdzenia spełnienia przesłanek przewidzianych dla nabycia Pojazdu przez Fleequid. Osiągnięcie Ceny rezerwowej, jako że jest ona ustalana na podstawie PMIV określonego przez Sprzedawcę, zapewnia mu wpływy netto co najmniej równe PMIV, chyba że wyraźnie przyjęto niższe Oferty zgodnie z art. 10.3. Jeżeli sprzedaż zostanie anulowana lub jej przedmiot ograniczony zgodnie z art. 14, Cena zakupu netto należna Sprzedawcy zostaje ustalona na nowo według kryteriów przewidzianych w art. 14.5. Pozostaje w mocy wyraźne odstępstwo przewidziane w art. 22.9 dla transakcji z wykorzystaniem Rozwiązania finansowego. Postanowienia niniejszego ustępu nie mają zastosowania, gdy Fleequid działa jako Czysty Pośrednik.</w:t>
+      </w:r>
+    </w:p>
+    <w:p>
+      <w:pPr>
+        <w:pStyle w:val="Paragrafoelenco"/>
+        <w:numPr>
+          <w:ilvl w:val="1"/>
+          <w:numId w:val="1"/>
+        </w:numPr>
+        <w:spacing w:line="360" w:lineRule="auto"/>
+        <w:ind w:left="0" w:firstLine="0"/>
+        <w:jc w:val="both"/>
+        <w:rPr>
+          <w:rFonts w:ascii="Verdana" w:hAnsi="Verdana"/>
+          <w:sz w:val="20"/>
+          <w:szCs w:val="20"/>
+        </w:rPr>
+      </w:pPr>
+      <w:r>
+        <w:rPr>
+          <w:rFonts w:ascii="Verdana" w:hAnsi="Verdana"/>
+          <w:sz w:val="20"/>
+          <w:szCs w:val="20"/>
+        </w:rPr>
+        <w:t>Gdy Fleequid dokonuje Odsprzedaży, Sprzedawca jest zobowiązany, na żądanie Fleequid, wystawić na jej rzecz fakturę dotyczącą sprzedaży Pojazdu w terminie 5 (pięciu) dni od żądania, w euro i zgodnie z kwotami, danymi i wskazówkami przekazanymi przez Fleequid. Faktura wskazuje Cenę sprzedaży na rzecz Nabywcy, a także Prowizje, Opłaty i ewentualne zwroty kosztów należne Fleequid, oraz VAT, o ile jest on należny z mocy prawa; po dokonaniu potrącenia kwot należnych zgodnie z art. 17.4 Fleequid reguluje fakturę na rzecz Sprzedawcy, gdy Cena zakupu netto stanie się wymagalna zgodnie z tym samym art. 17.4. W przypadku opóźnienia w wystawieniu lub przekazaniu faktury ponad wspomniany termin Sprzedawca jest zobowiązany zapłacić Fleequid karę umowną w wysokości 150,00 € (sto pięćdziesiąt/00 euro) za każdy dzień opóźnienia i za każdy Pojazd, którego to dotyczy, aż do wykonania obowiązku, którą Fleequid ma prawo potrącić z kwoty faktury, z zastrzeżeniem prawa do dochodzenia odszkodowania przenoszącego wysokość kary umownej. Jeżeli wskutek braku zapłaty przez Nabywcę, Anulowania sprzedaży, ograniczenia jej przedmiotu, korekty transakcji lub z innej przyczyny przewidzianej w niniejszych Ogólnych Warunkach konieczne stanie się wystawienie noty kredytowej, dokumentu stornującego lub korygującego albo ponowne wystawienie faktury, również w następstwie nowej sprzedaży Pojazdu innemu Oferentowi za inną kwotę, Sprzedawca jest zobowiązany dokonać tego w terminie 5 (pięciu) dni od żądania Fleequid; w przypadku opóźnienia z przyczyn leżących po stronie Sprzedawcy zastosowanie ma ta sama dzienna kara umowna, którą Fleequid ma prawo potrącić lub odliczyć od późniejszych należności. Pozostają w mocy postanowienia art. 15 i 16.2 dotyczące zwrotów, dokumentacji podatkowej oraz dalszych czynności niezbędnych do wykonania transakcji lub przywrócenia stanu poprzedniego.</w:t>
       </w:r>
     </w:p>
     <w:p>
@@ -10692,7 +10692,7 @@
           <w:sz w:val="20"/>
           <w:szCs w:val="20"/>
         </w:rPr>
-        <w:t>Fleequid ma prawo rozwiązać, w całości lub w części, zgodnie z art. 1456 włoskiego Kodeksu cywilnego, stosunek umowny dotyczący nabycia Pojazdu od Sprzedawcy, w drodze pisemnego powiadomienia, w którym oświadczy, że zamierza skorzystać z niniejszej wyraźnej klauzuli rozwiązującej, oraz dokonać Anulowania sprzedaży zgodnie z art. 14, jeżeli Sprzedawca: a) ustanowił lub dopuścił do ustanowienia na Pojeździe Obciążeń dodatkowych w stosunku do zadeklarowanych albo nie doprowadził do ich usunięcia w terminach przewidzianych w art. 8.3; b) nie jest w stanie zapewnić swobodnego przeniesienia Pojazdu, ponieważ przypadające mu wpływy netto okazują się niewystarczające do zaspokojenia wierzycieli uprawnionych do zwolnienia rzeczy oraz do pokrycia dalszych kwot należnych w związku z transakcją, albo ponieważ beneficjenci Obciążeń odmawiają zwolnienia lub swobodnej sprzedaży; c) przekazał, przy rejestracji, w Propozycji sprzedaży lub później, informacje lub dokumenty nieprawdziwe, nieścisłe, oszukańcze, nieaktualne lub niekompletne, mające znaczenie dla konkretnej transakcji; d) narusza obowiązki przewidziane w niniejszych Ogólnych Warunkach w zakresie własności, dostępności, pieczy i zachowania Pojazdu, prawdziwości informacji, dokumentacji, wyłączności, przeniesienia własności, wydania, przepisów o ochronie środowiska lub praw osób trzecich; e) narusza bezwzględnie obowiązujące przepisy lub przepisy administracyjne mające zastosowanie do oferowania Pojazdu do sprzedaży, jego przeniesienia lub zarządzania nim, albo prawa osób trzecich, w sposób, który szkodzi dalszemu prowadzeniu transakcji lub czyni je ryzykownym; f) odmówi lub zaniecha przeniesienia własności Pojazdu albo dokonania czynności, dopełnienia formalności lub udzielenia współdziałania niezbędnych do wpisu lub przerejestrowania Pojazdu na Fleequid, albo nie wykona obowiązku jego udostępnienia lub wydania zgodnie z postanowieniami niniejszych Ogólnych Warunków. Pozostaje ponadto w mocy uprawnienie Fleequid do zawieszenia transakcji lub oferowania Pojazdu do sprzedaży oraz do podjęcia rozsądnie niezbędnych środków, gdy jest to wskazane w celu zapobiegania oszustwom, ochrony bezpieczeństwa platformy Marketplace, Fleequid, Nabywcy lub osób trzecich, weryfikacji sytuacji ryzyka, przeprowadzenia czynności sprawdzających lub zapewnienia przestrzegania mających zastosowanie przepisów, w tym przepisów o ochronie środowiska; podjęcie takich środków ma charakter zabezpieczający i nie oznacza samo przez się skorzystania z wyraźnej klauzuli rozwiązującej ani zastosowania kary umownej przewidzianej w niniejszym ustępie, które wymagają stwierdzenia naruszenia umowy lub przepisów, za które odpowiada Sprzedawca. W przypadku rozwiązania lub Anulowania z jednej z przyczyn przewidzianych w niniejszym ustępie należne pozostają Prowizje obciążające Sprzedawcę, do których prawo ewentualnie już powstało zgodnie z art. 12.4, Opłaty, koszty i wydatki poniesione przez Fleequid w związku z transakcją oraz dalsze kwoty naliczone z odrębnego tytułu. W przypadkach, o których mowa w lit. c), d), e) i f), chyba że to samo zdarzenie faktyczne jest już objęte, w celu ochrony tego samego interesu, szczególną karą umowną przewidzianą w niniejszych Ogólnych Warunkach, w tym, tytułem przykładu, karami umownymi, o których mowa w art. 8.9, 8.11, 8.12 i 16.9, Sprzedawca jest ponadto zobowiązany zapłacić Fleequid, tytułem kary umownej, kwotę równą 30 % Ceny rezerwowej ustalonej przy okazji pierwszej Aukcji dotyczącej Pojazdu, przy czym ewentualne późniejsze obniżki Ceny rezerwowej pozostają bez znaczenia, albo, jeżeli w odniesieniu do Pojazdu nie odbyła się żadna Aukcja z Ceną rezerwową, lecz przewidziano Cenę rezerwową dla konkretnej transakcji, 30 % tej Ceny rezerwowej, albo też, jeżeli dla konkretnej transakcji nie przewidziano żadnej Ceny rezerwowej, 30 % Ceny sprzedaży na rzecz Nabywcy albo, w dalszym braku również Ceny sprzedaży na rzecz Nabywcy, 30 % PMIV dotyczącego konkretnej transakcji, o ile art. 18.5 nie stanowi inaczej w odniesieniu do Dealer Sales, z zastrzeżeniem prawa do dochodzenia odszkodowania przenoszącego wysokość kary umownej. W przypadkach, w których zgodnie ze zdaniem poprzednim i art. 15.8 zastosowanie ma szczególna kara umowna zamiast kary umownej przewidzianej w niniejszym ustępie, pozostają w mocy uprawnienie do rozwiązania zgodnie z art. 1456 włoskiego Kodeksu cywilnego oraz dalsze skutki przewidziane w niniejszym ustępie inne niż kara umowna; kumulacji podlegają natomiast skutki przewidziane dla odrębnych zdarzeń lub naruszeń, zgodnie z postanowieniami art. 15.8. W odniesieniu do odmowy lub zaniechania przeniesienia własności Pojazdu, o których mowa w lit. f), kara umowna przewidziana w niniejszym ustępie nie ma zastosowania do tego samego zdarzenia nawet przed spełnieniem przesłanek odmowy przewidzianych w art. 8.11; po spełnieniu tych przesłanek zastosowanie ma szczególna kara umowna przewidziana w art. 8.11, przy czym pozostają w mocy uprawnienie do rozwiązania zgodnie z art. 1456 włoskiego Kodeksu cywilnego oraz dalsze skutki przewidziane w niniejszym ustępie inne niż kara umowna.</w:t>
+        <w:t>Fleequid ma prawo rozwiązać, w całości lub w części, zgodnie z art. 1456 włoskiego Kodeksu cywilnego, stosunek umowny dotyczący nabycia Pojazdu od Sprzedawcy, w drodze pisemnego powiadomienia, w którym oświadczy, że zamierza skorzystać z niniejszej wyraźnej klauzuli rozwiązującej, oraz dokonać Anulowania sprzedaży zgodnie z art. 14, jeżeli Sprzedawca: a) ustanowił lub dopuścił do ustanowienia na Pojeździe Obciążeń dodatkowych w stosunku do zadeklarowanych albo nie doprowadził do ich usunięcia w terminach przewidzianych w art. 8.3; b) nie jest w stanie zapewnić swobodnego przeniesienia Pojazdu, ponieważ przypadające mu wpływy netto okazują się niewystarczające do zaspokojenia wierzycieli uprawnionych do zwolnienia rzeczy oraz do pokrycia dalszych kwot należnych w związku z transakcją, albo ponieważ beneficjenci Obciążeń odmawiają zwolnienia lub swobodnej sprzedaży; c) przekazał, przy rejestracji, w Propozycji sprzedaży lub później, informacje lub dokumenty nieprawdziwe, nieścisłe, oszukańcze, nieaktualne lub niekompletne, mające znaczenie dla konkretnej transakcji; d) narusza obowiązki przewidziane w niniejszych Ogólnych Warunkach w zakresie własności, dostępności, pieczy i zachowania Pojazdu, prawdziwości informacji, dokumentacji, wyłączności, przeniesienia własności, wydania, przepisów o ochronie środowiska lub praw osób trzecich; e) narusza bezwzględnie obowiązujące przepisy lub przepisy administracyjne mające zastosowanie do oferowania Pojazdu do sprzedaży, jego przeniesienia lub zarządzania nim, albo prawa osób trzecich, w sposób, który szkodzi dalszemu prowadzeniu transakcji lub czyni je ryzykownym; f) odmówi lub zaniecha przeniesienia własności Pojazdu albo dokonania czynności, dopełnienia formalności lub udzielenia współdziałania niezbędnych do wpisu lub przerejestrowania Pojazdu na Fleequid, albo nie wykona obowiązku jego udostępnienia lub wydania zgodnie z postanowieniami niniejszych Ogólnych Warunków. Pozostaje ponadto w mocy uprawnienie Fleequid do zawieszenia transakcji lub oferowania Pojazdu do sprzedaży oraz do podjęcia rozsądnie niezbędnych środków, gdy jest to wskazane w celu zapobiegania oszustwom, ochrony bezpieczeństwa platformy Marketplace, Fleequid, Nabywcy lub osób trzecich, weryfikacji sytuacji ryzyka, przeprowadzenia czynności sprawdzających lub zapewnienia przestrzegania mających zastosowanie przepisów, w tym przepisów o ochronie środowiska; podjęcie takich środków ma charakter zabezpieczający i nie oznacza samo przez się skorzystania z wyraźnej klauzuli rozwiązującej ani zastosowania kary umownej przewidzianej w niniejszym ustępie, które wymagają stwierdzenia naruszenia umowy lub przepisów, za które odpowiada Sprzedawca. W przypadku rozwiązania lub Anulowania z jednej z przyczyn przewidzianych w niniejszym ustępie należne pozostają Prowizje obciążające Sprzedawcę, do których prawo ewentualnie już powstało zgodnie z art. 12.4, Opłaty, koszty i wydatki poniesione przez Fleequid w związku z transakcją oraz dalsze kwoty naliczone z odrębnego tytułu. W przypadkach, o których mowa w lit. c), d), e) i f), chyba że to samo zdarzenie faktyczne jest już objęte, w celu ochrony tego samego interesu, szczególną karą umowną przewidzianą w niniejszych Ogólnych Warunkach, w tym, tytułem przykładu, karami umownymi, o których mowa w art. 8.9, 8.11, 8.12 i 16.9, Sprzedawca jest ponadto zobowiązany zapłacić Fleequid, tytułem kary umownej, kwotę równą 30 % Ceny rezerwowej ustalonej przy okazji pierwszej Aukcji dotyczącej Pojazdu, przy czym ewentualne późniejsze obniżki Ceny rezerwowej pozostają bez znaczenia, albo, jeżeli w odniesieniu do Pojazdu nie odbyła się żadna Aukcja z Ceną rezerwową, lecz przewidziano Cenę rezerwową dla konkretnej transakcji, 30 % tej Ceny rezerwowej, albo też, jeżeli dla konkretnej transakcji nie przewidziano żadnej Ceny rezerwowej, 30 % Ceny sprzedaży na rzecz Nabywcy albo, w dalszym braku również Ceny sprzedaży na rzecz Nabywcy, 30 % PMIV dotyczącego konkretnej transakcji, o ile art. 18.5 nie stanowi inaczej w odniesieniu do Dealer Sales, z zastrzeżeniem prawa do dochodzenia odszkodowania przenoszącego wysokość kary umownej. W przypadkach, w których zgodnie ze zdaniem poprzednim i art. 15.8 zastosowanie ma szczególna kara umowna zamiast kary umownej przewidzianej w niniejszym ustępie, pozostają w mocy uprawnienie do rozwiązania zgodnie z art. 1456 włoskiego Kodeksu cywilnego oraz dalsze skutki przewidziane w niniejszym ustępie inne niż kara umowna; kumulacji podlegają natomiast skutki przewidziane dla odrębnych zdarzeń lub naruszeń, zgodnie z postanowieniami art. 15.8. W odniesieniu do odmowy lub zaniechania przeniesienia własności Pojazdu, o których mowa w lit. f), kara umowna przewidziana w niniejszym ustępie nie ma zastosowania do tego samego zdarzenia nawet przed spełnieniem przesłanek odmowy przewidzianych w art. 8.11; po spełnieniu tych przesłanek zastosowanie ma szczególna kara umowna przewidziana w art. 8.11 lit. a), przy czym pozostają w mocy uprawnienie do rozwiązania zgodnie z art. 1456 włoskiego Kodeksu cywilnego oraz dalsze skutki przewidziane w niniejszym ustępie inne niż kara umowna.</w:t>
       </w:r>
     </w:p>
     <w:p>
@@ -11047,7 +11047,7 @@
           <w:sz w:val="20"/>
           <w:szCs w:val="20"/>
         </w:rPr>
-        <w:t>W Dealer Sales Sprzedawca jest zobowiązany, na żądanie Fleequid, wystawić na jej rzecz fakturę dotyczącą sprzedaży Pojazdu w terminie 5 (pięciu) dni od żądania, zgodnie z danymi i wskazówkami przekazanymi przez Fleequid. Faktura jest wystawiana w odniesieniu do Ceny zakupu uzgodnionej zgodnie z art. 18.3, powiększonej o VAT, o ile ma on zastosowanie, oraz o ewentualne dalsze kwoty odnoszące się wyłącznie do danego stosunku sprzedaży. W przypadku opóźnienia w wystawieniu lub przekazaniu faktury z przyczyn leżących po stronie Sprzedawcy Sprzedawca jest zobowiązany zapłacić Fleequid karę umowną w wysokości 150,00 € (sto pięćdziesiąt/00 euro) za każdy dzień opóźnienia i za każdy Pojazd, którego to dotyczy, aż do wykonania obowiązku, z zastrzeżeniem prawa do dochodzenia odszkodowania przenoszącego wysokość kary umownej. Jeżeli konieczne stanie się wystawienie noty kredytowej, dokumentu stornującego lub korygującego albo ponowne wystawienie faktury, Sprzedawca jest zobowiązany dokonać tego w terminie 5 (pięciu) dni od żądania Fleequid, przy czym w przypadku opóźnienia zastosowanie ma ta sama kara umowna. Odrębne i samodzielne pozostaje fakturowanie dokonywane przez Fleequid wobec Nabywcy, uregulowane w art. 16.2.</w:t>
+        <w:t>W Dealer Sales Sprzedawca jest zobowiązany, na żądanie Fleequid, wystawić na jej rzecz fakturę dotyczącą sprzedaży Pojazdu w terminie 5 (pięciu) dni od żądania, zgodnie z danymi i wskazówkami przekazanymi przez Fleequid. Faktura jest wystawiana w odniesieniu do Ceny zakupu uzgodnionej zgodnie z art. 18.3, powiększonej o VAT, o ile ma on zastosowanie, oraz o ewentualne dalsze kwoty odnoszące się wyłącznie do danego stosunku sprzedaży. W przypadku opóźnienia w wystawieniu lub przekazaniu faktury Sprzedawca jest zobowiązany zapłacić Fleequid karę umowną w wysokości 150,00 € (sto pięćdziesiąt/00 euro) za każdy dzień opóźnienia i za każdy Pojazd, którego to dotyczy, aż do wykonania obowiązku, z zastrzeżeniem prawa do dochodzenia odszkodowania przenoszącego wysokość kary umownej. Jeżeli konieczne stanie się wystawienie noty kredytowej, dokumentu stornującego lub korygującego albo ponowne wystawienie faktury, Sprzedawca jest zobowiązany dokonać tego w terminie 5 (pięciu) dni od żądania Fleequid, przy czym w przypadku opóźnienia zastosowanie ma ta sama kara umowna. Odrębne i samodzielne pozostaje fakturowanie dokonywane przez Fleequid wobec Nabywcy, uregulowane w art. 16.2.</w:t>
       </w:r>
     </w:p>
     <w:p>
@@ -11075,7 +11075,7 @@
           <w:sz w:val="20"/>
           <w:szCs w:val="20"/>
         </w:rPr>
-        <w:t>W stosunku zakupu między Sprzedawcą a Fleequid pozostają w pełni w mocy oświadczenia, gwarancje oraz zobowiązania do zwolnienia z odpowiedzialności, zwrotu i regresu obciążające Sprzedawcę na mocy niniejszych Ogólnych Warunków, w tym przewidziane w art. 8.3, 8.12, 8.13 i 19.6, a także zasady dotyczące zgłoszenia i odpowiednich terminów, o których mowa w art. 17.7, oraz wyraźna klauzula rozwiązująca i skutki ekonomiczne, o których mowa w art. 17.8, które mają zastosowanie do umowy zakupu zawartej przez Fleequid w Dealer Sales; do celów ustalenia kary umownej przewidzianej w art. 17.8, jeżeli dla Pojazdu nie istnieje ani Cena rezerwowa, ani Cena sprzedaży na rzecz Nabywcy, co może mieć miejsce w szczególności w przypadku zakupu na stan magazynowy, ostateczną pomocniczą podstawę stanowi, zamiast PMIV, Cena zakupu należna Sprzedawcy od Fleequid. Nabycie Pojazdu przez Fleequid nie powoduje wygaśnięcia ani ograniczenia tej ochrony. Zobowiązanie do zwolnienia z odpowiedzialności, o którym mowa w art. 8.13, obejmuje wyraźnie również roszczenia podnoszone przez Nabywcę wobec Fleequid jako faktycznego sprzedawcy, a także kwoty, koszty, naprawy, wydatki, ciężary i szkody, które Fleequid ponosi w tym charakterze z powodu zdarzeń, wad, usterek, zaniechań lub przypadków niewykonania zobowiązań, za które odpowiada Sprzedawca, z prawem regresu i pełnego zwrotu wobec niego. Jeżeli niezgodność, wada, szkoda lub inna okoliczność, za którą odpowiada Sprzedawca, ujawni się lub zostanie zgłoszona przez Nabywcę po dalszej sprzedaży Pojazdu, Fleequid zachowuje prawo do powołania się na nią wobec Sprzedawcy w terminach przewidzianych w art. 17.7, biegnących, o ile zdarzenie nie było już wcześniej znane Fleequid, od jego wykrycia lub od otrzymania reklamacji Nabywcy. Zapłata Ceny zakupu, odebranie Pojazdu przez Fleequid lub podmioty działające na jej zlecenie oraz późniejsza dalsza sprzedaż Nabywcy nie oznaczają zrzeczenia się praw do zwolnienia z odpowiedzialności, regresu i zwrotu ani dalszych środków ochrony prawnej przysługujących Fleequid wobec Sprzedawcy.</w:t>
+        <w:t>W stosunku zakupu między Sprzedawcą a Fleequid pozostają w pełni w mocy oświadczenia, gwarancje oraz zobowiązania do zwolnienia z odpowiedzialności, zwrotu i regresu obciążające Sprzedawcę na mocy niniejszych Ogólnych Warunków, w tym przewidziane w art. 8.3, 8.12, 8.13 i 19.6, a także zasady dotyczące zgłoszenia i odpowiednich terminów, o których mowa w art. 17.7, oraz wyraźna klauzula rozwiązująca i skutki ekonomiczne, o których mowa w art. 17.8, które mają zastosowanie do umowy zakupu zawartej przez Fleequid w Dealer Sales; do celów ustalenia kary umownej przewidzianej w art. 17.8, jeżeli dla Pojazdu nie istnieje ani Cena rezerwowa, ani Cena sprzedaży na rzecz Nabywcy, co może mieć miejsce w szczególności w przypadku zakupu na stan magazynowy, ostateczną pomocniczą podstawę stanowi, zamiast PMIV, Cena zakupu należna Sprzedawcy od Fleequid. Nabycie Pojazdu przez Fleequid nie powoduje wygaśnięcia ani ograniczenia tej ochrony. Zobowiązanie do zwolnienia z odpowiedzialności, o którym mowa w art. 8.13, obejmuje wyraźnie również roszczenia podnoszone przez Nabywcę wobec Fleequid jako faktycznego sprzedawcy, a także kwoty, koszty, naprawy, wydatki, ciężary i szkody, które Fleequid ponosi w tym charakterze z powodu zdarzeń, wad, usterek, zaniechań lub przypadków niewykonania zobowiązań, za które odpowiada Sprzedawca, z prawem regresu i pełnego zwrotu wobec niego. Jeżeli niezgodność, wada, uszkodzenie Pojazdu lub inna okoliczność, za którą odpowiada Sprzedawca, ujawni się, lub zostanie zgłoszona przez Nabywcę, po dalszej sprzedaży Pojazdu, Fleequid zachowuje prawo do powołania się na nią wobec Sprzedawcy w terminach przewidzianych w art. 17.7, biegnących, o ile zdarzenie nie było już wcześniej znane Fleequid, od jego wykrycia lub od otrzymania reklamacji Nabywcy. Zapłata Ceny zakupu, odebranie Pojazdu przez Fleequid lub podmioty działające na jej zlecenie oraz późniejsza dalsza sprzedaż Nabywcy nie oznaczają zrzeczenia się praw do zwolnienia z odpowiedzialności, regresu i zwrotu ani dalszych środków ochrony prawnej przysługujących Fleequid wobec Sprzedawcy.</w:t>
       </w:r>
     </w:p>
     <w:p>
@@ -11479,7 +11479,7 @@
           <w:sz w:val="20"/>
           <w:szCs w:val="20"/>
         </w:rPr>
-        <w:t>Przed złożeniem Oferty Nabywca jest zobowiązany zbadać, ze starannością wymaganą ze względu na profesjonalny charakter jego działalności, Ogłoszenie, Specyfikacje techniczne, TrustReport, o ile jest dostępny, zdjęcia, dokumentację oraz wszelkie inne informacje udostępnione w odniesieniu do Pojazdu, a także skorzystać, o ile Fleequid lub Sprzedawca ją udostępnia, z możliwości obejrzenia Pojazdu, dokonania jego oględzin i przetestowania go. Nie mogą zostać uznane za wady ukryte ani stanowić podstawy roszczeń z tytułu rękojmi, o obniżenie ceny, rekompensatę lub odszkodowanie wady, usterki, niezgodności, stan użytkowania, zużycie, braki zgodności lub braki – również dotyczące części, które nie są bezpośrednio widoczne lub łatwo dostępne – które wynikały z udostępnionych informacji lub dokumentacji albo które Nabywca mógł stwierdzić, badając je lub korzystając z ewentualnej możliwości oględzin i przetestowania Pojazdu. Nieprzeprowadzenie oględzin lub testu, które Fleequid zawsze oferuje, następuje na ryzyko Nabywcy i nie może prowadzić do rozszerzenia mającego zastosowanie reżimu gwarancji. Ciężar zbadania i oględzin przewidziany w niniejszym ustępie istnieje we wszystkich Modelach Sprzedaży i przy wszystkich sposobach wykonania.</w:t>
+        <w:t>Przed złożeniem Oferty Nabywca jest zobowiązany zbadać, ze starannością wymaganą ze względu na profesjonalny charakter jego działalności, Ogłoszenie, Specyfikacje techniczne, TrustReport, o ile jest dostępny, zdjęcia, dokumentację oraz wszelkie inne informacje udostępnione w odniesieniu do Pojazdu, a także skorzystać z możliwości obejrzenia Pojazdu, dokonania jego oględzin i przetestowania go. Nie mogą zostać uznane za wady ukryte ani stanowić podstawy roszczeń z tytułu rękojmi, o obniżenie ceny, rekompensatę lub odszkodowanie wady, usterki, niezgodności, stan użytkowania, zużycie, braki zgodności lub braki – również dotyczące części, które nie są bezpośrednio widoczne lub łatwo dostępne – które wynikały z udostępnionych informacji lub dokumentacji albo które Nabywca mógł stwierdzić, badając je lub korzystając z możliwości oględzin i przetestowania Pojazdu. Nieprzeprowadzenie oględzin lub testu, które Fleequid zawsze oferuje, następuje na ryzyko Nabywcy i nie może prowadzić do rozszerzenia mającego zastosowanie reżimu gwarancji. Ciężar zbadania i oględzin przewidziany w niniejszym ustępie istnieje we wszystkich Modelach Sprzedaży i przy wszystkich sposobach wykonania.</w:t>
       </w:r>
     </w:p>
     <w:p>
@@ -11892,10 +11892,19 @@
       <w:r>
         <w:rPr>
           <w:rFonts w:ascii="Verdana" w:hAnsi="Verdana"/>
-          <w:sz w:val="20"/>
-          <w:szCs w:val="20"/>
-        </w:rPr>
-        <w:t>Sprzedaż komisowa, w której Fleequid działa jako Czysty Pośrednik. Gdy Fleequid działa zgodnie z art. 2.6, sprzedaż i związany z nią stosunek rękojmi istnieją bezpośrednio i wyłącznie między Sprzedawcą a Nabywcą, w granicach, z wyłączeniami i zgodnie z umownymi terminami przewidzianymi w niniejszym artykule, których stosowanie również do swojego bezpośredniego stosunku Sprzedawca i Nabywca wyraźnie uzgadniają. Fleequid nie nabywa Pojazdu, nie uzyskuje statusu sprzedawcy i nie odpowiada za jego zgodność, właściwości, wady lub usterki ani za wykonanie przez Sprzedawcę zobowiązań z tytułu rękojmi. Sprzedawca i Nabywca, każdy w swoim zakresie, zobowiązują się zwolnić z odpowiedzialności i zabezpieczyć przed szkodą Fleequid w odniesieniu do wszelkich żądań, powództw, zarzutów, roszczeń z tytułu rękojmi, o zwrot, obniżenie ceny, rekompensatę lub odszkodowanie, a także związanych z nimi kosztów i wydatków, dotyczących Pojazdu lub jego sprzedaży. Klauzula łącząca, o której mowa w art. 21, nie ma zastosowania, ponieważ Fleequid nie jest stroną sprzedaży.</w:t>
+          <w:b/>
+          <w:sz w:val="20"/>
+          <w:szCs w:val="20"/>
+        </w:rPr>
+        <w:t>Sprzedaż komisowa, w której Fleequid działa jako Czysty Pośrednik</w:t>
+      </w:r>
+      <w:r>
+        <w:rPr>
+          <w:rFonts w:ascii="Verdana" w:hAnsi="Verdana"/>
+          <w:sz w:val="20"/>
+          <w:szCs w:val="20"/>
+        </w:rPr>
+        <w:t>. Gdy Fleequid działa zgodnie z art. 2.6, sprzedaż i związany z nią stosunek rękojmi istnieją bezpośrednio i wyłącznie między Sprzedawcą a Nabywcą, w granicach, z wyłączeniami i zgodnie z umownymi terminami przewidzianymi w niniejszym artykule, których stosowanie również do swojego bezpośredniego stosunku Sprzedawca i Nabywca wyraźnie uzgadniają. Fleequid nie nabywa Pojazdu, nie uzyskuje statusu sprzedawcy i nie odpowiada za jego zgodność, właściwości, wady lub usterki ani za wykonanie przez Sprzedawcę zobowiązań z tytułu rękojmi. Sprzedawca i Nabywca, każdy w swoim zakresie, zobowiązują się zwolnić z odpowiedzialności i zabezpieczyć przed szkodą Fleequid w odniesieniu do wszelkich żądań, powództw, zarzutów, roszczeń z tytułu rękojmi, o zwrot, obniżenie ceny, rekompensatę lub odszkodowanie, a także związanych z nimi kosztów i wydatków, dotyczących Pojazdu lub jego sprzedaży. Klauzula łącząca, o której mowa w art. 21, nie ma zastosowania, ponieważ Fleequid nie jest stroną sprzedaży.</w:t>
       </w:r>
     </w:p>
     <w:p>
@@ -11929,7 +11938,7 @@
           <w:sz w:val="20"/>
           <w:szCs w:val="20"/>
         </w:rPr>
-        <w:t>. W sprzedażach zawieranych zgodnie z Dealer Sales Fleequid uzyskuje status faktycznego sprzedawcy wobec Nabywcy, lecz rękojmia jest wyłącznie taka, jaka wynika z uzgodnienia między Przedsiębiorcami zawartego w niniejszym artykule, ze wszystkimi przewidzianymi w nim wyłączeniami, ograniczeniami, przesłankami i przypadkami utraty praw. Nie można uznać, że Fleequid udzieliła jakiejkolwiek dalszej gwarancji, wyraźnej lub dorozumianej, chyba że została ona odrębnie przyjęta na piśmie w pojedynczej transakcji. Zgłoszenie wad, usterek lub niezgodności musi zostać dokonane, pod rygorem utraty prawa, w terminach i w sposób przewidziany w art. 20.2, a w każdym razie w terminie 30 (trzydziestu) dni od wydania i pod warunkiem, że Pojazd nie przejechał następnie więcej niż 1.000 (tysiąc) km, które to terminy Strony wyraźnie uzgadniają jako umowne terminy prekluzyjne w rozumieniu art. 1495 włoskiego Kodeksu cywilnego. Pozostają ponadto w mocy postanowienia art. 16.12 dotyczące wad, szkód i niezgodności jawnych, możliwych do stwierdzenia w chwili wydania. Ewentualna odpowiedzialność Fleequid nie może w żadnym przypadku wykraczać poza wyraźnie uzgodniony reżim gwarancji, przy czym pozostają w mocy gwarancje, zobowiązania do zwolnienia z odpowiedzialności, obowiązki zwrotu i prawa regresu przysługujące Fleequid wobec pierwotnego Sprzedawcy zgodnie z art. 8.13, 18.5 i 19.6. Do Dealer Sales nie stosuje się klauzuli łączącej, o której mowa w art. 21, a jej uregulowanie nie podlega stosowaniu w drodze analogii.</w:t>
+        <w:t>. W sprzedażach zawieranych zgodnie z Dealer Sales Fleequid uzyskuje status faktycznego sprzedawcy wobec Nabywcy, lecz rękojmia jest wyłącznie taka, jaka wynika z uzgodnienia między Przedsiębiorcami zawartego w niniejszym artykule, ze wszystkimi przewidzianymi w nim wyłączeniami, ograniczeniami, przesłankami i przypadkami utraty praw. Nie można uznać, że Fleequid udzieliła jakiejkolwiek dalszej gwarancji, wyraźnej lub dorozumianej, chyba że została ona odrębnie przyjęta na piśmie w pojedynczej transakcji. Zgłoszenie wad, usterek lub niezgodności musi zostać dokonane, pod rygorem utraty prawa, w terminach i w sposób przewidziany w art. 20.2, a w każdym razie w terminie 30 (trzydziestu) dni kalendarzowych od wydania i pod warunkiem, że Pojazd nie przejechał następnie więcej niż 1.000 (tysiąc) km, które to terminy Strony wyraźnie uzgadniają jako umowne terminy prekluzyjne w rozumieniu art. 1495 włoskiego Kodeksu cywilnego. Pozostają ponadto w mocy postanowienia art. 16.12 dotyczące wad, szkód i niezgodności jawnych, możliwych do stwierdzenia w chwili wydania. Ewentualna odpowiedzialność Fleequid nie może w żadnym przypadku wykraczać poza wyraźnie uzgodniony reżim gwarancji, przy czym pozostają w mocy gwarancje, zobowiązania do zwolnienia z odpowiedzialności, obowiązki zwrotu i prawa regresu przysługujące Fleequid wobec pierwotnego Sprzedawcy zgodnie z art. 8.13, 18.5 i 19.6. Do Dealer Sales nie stosuje się klauzuli łączącej, o której mowa w art. 21, a jej uregulowanie nie podlega stosowaniu w drodze analogii.</w:t>
       </w:r>
     </w:p>
     <w:p>
@@ -12101,7 +12110,7 @@
           <w:sz w:val="20"/>
           <w:szCs w:val="20"/>
         </w:rPr>
-        <w:t xml:space="preserve"> lub za pomocą innego środka stanowiącego dowód doręczenia Fleequid. Niezgodności, wady i usterki możliwe do stwierdzenia w chwili wydania muszą zostać uprzednio zgłoszone zgodnie z postanowieniami art. 16.12. Pod rygorem utraty prawa reklamacja powinna wpłynąć do Fleequid nie później niż w terminie 30 (trzydziestu) dni od daty wydania i zanim Pojazd przejedzie kolejne 1.000 (tysiąc) km. Reklamacja musi zawierać informacje i dokumentację, w tym fotograficzną, niezbędne do oceny zgłoszonych zastrzeżeń; Fleequid może zażądać dalszych dokumentów lub wyjaśnień, które Nabywca jest zobowiązany dostarczyć w terminie 5 (pięciu) dni od żądania. W przypadku niedochowania wskazanych terminów lub wymaganego sposobu Fleequid może nie nadać reklamacji biegu i pozostawić ją bez rozpoznania, i nie jest zobowiązana do brania pod uwagę reklamacji złożonych w terminach, w sposób lub z informacjami innymi niż przewidziane. Terminy przewidziane w niniejszym ustępie działają jako umowne terminy prekluzyjne we wszystkich Modelach Sprzedaży, z zastrzeżeniem, o którym mowa w art. 19.8, przy czym w stosunkach między Fleequid a Sprzedawcą pozostają w mocy odmienne terminy zgłoszenia przewidziane w art. 17.7 i 18.5.</w:t>
+        <w:t xml:space="preserve"> lub za pomocą innego środka stanowiącego dowód doręczenia Fleequid. Niezgodności, wady i usterki możliwe do stwierdzenia w chwili wydania muszą zostać uprzednio zgłoszone zgodnie z postanowieniami art. 16.12. Pod rygorem utraty prawa reklamacja powinna wpłynąć do Fleequid nie później niż w terminie 30 (trzydziestu) dni kalendarzowych od daty wydania i zanim Pojazd przejedzie kolejne 1.000 (tysiąc) km. Reklamacja musi zawierać informacje i dokumentację, w tym fotograficzną, niezbędne do oceny zgłoszonych zastrzeżeń; Fleequid może zażądać dalszych dokumentów lub wyjaśnień, które Nabywca jest zobowiązany dostarczyć w terminie 5 (pięciu) dni od żądania. W przypadku niedochowania wskazanych terminów lub wymaganego sposobu Fleequid może nie nadać reklamacji biegu i pozostawić ją bez rozpoznania, i nie jest zobowiązana do brania pod uwagę reklamacji złożonych w terminach, w sposób lub z informacjami innymi niż przewidziane. Terminy przewidziane w niniejszym ustępie działają jako umowne terminy prekluzyjne we wszystkich Modelach Sprzedaży, z zastrzeżeniem, o którym mowa w art. 19.8, przy czym w stosunkach między Fleequid a Sprzedawcą pozostają w mocy odmienne terminy zgłoszenia przewidziane w art. 17.7 i 18.5.</w:t>
       </w:r>
     </w:p>
     <w:p>
@@ -13016,7 +13025,7 @@
           <w:sz w:val="20"/>
           <w:szCs w:val="20"/>
         </w:rPr>
-        <w:t>22077 Olgiate Comasco (CO),</w:t>
+        <w:t>22077 Olgiate Comasco (CO)</w:t>
       </w:r>
     </w:p>
     <w:p>
@@ -13559,7 +13568,7 @@
           <w:sz w:val="20"/>
           <w:szCs w:val="20"/>
         </w:rPr>
-        <w:t>Art. 13 (Sprzedaż odroczona: zaliczka i Pojazd pozostający tymczasowo w używaniu Sprzedawcy)</w:t>
+        <w:t>Art. 13 (Sprzedaż odroczona: Zaliczka i Pojazd pozostający tymczasowo w używaniu Sprzedawcy)</w:t>
       </w:r>
       <w:r>
         <w:rPr>
